--- a/lessons/3-7/downloads/reveal/teacher/3.7-session-1-prerequisite-practice-b.docx
+++ b/lessons/3-7/downloads/reveal/teacher/3.7-session-1-prerequisite-practice-b.docx
@@ -15,10 +15,28 @@
         <w:rPr>
           <w:rFonts w:ascii="Avenir Next" w:hAnsi="Avenir Next" w:cs="Avenir Next" w:eastAsia="Avenir Next"/>
           <w:color w:val="1A1A1A"/>
+          <w:sz w:val="22"/>
+          <w:szCs w:val="20"/>
+        </w:rPr>
+        <w:t xml:space="preserve">Name</w:t>
+      </w:r>
+      <w:r>
+        <w:rPr>
+          <w:rFonts w:ascii="Avenir Next" w:hAnsi="Avenir Next" w:cs="Avenir Next" w:eastAsia="Avenir Next"/>
+          <w:color w:val="1A1A1A"/>
           <w:sz w:val="20"/>
           <w:szCs w:val="20"/>
         </w:rPr>
-        <w:t xml:space="preserve">Name</w:t>
+        <w:tab/>
+      </w:r>
+      <w:r>
+        <w:rPr>
+          <w:rFonts w:ascii="Avenir Next" w:hAnsi="Avenir Next" w:cs="Avenir Next" w:eastAsia="Avenir Next"/>
+          <w:color w:val="1A1A1A"/>
+          <w:sz w:val="22"/>
+          <w:szCs w:val="20"/>
+        </w:rPr>
+        <w:t xml:space="preserve">   Date</w:t>
       </w:r>
       <w:r>
         <w:rPr>
@@ -33,25 +51,7 @@
         <w:rPr>
           <w:rFonts w:ascii="Avenir Next" w:hAnsi="Avenir Next" w:cs="Avenir Next" w:eastAsia="Avenir Next"/>
           <w:color w:val="1A1A1A"/>
-          <w:sz w:val="20"/>
-          <w:szCs w:val="20"/>
-        </w:rPr>
-        <w:t xml:space="preserve">   Date</w:t>
-      </w:r>
-      <w:r>
-        <w:rPr>
-          <w:rFonts w:ascii="Avenir Next" w:hAnsi="Avenir Next" w:cs="Avenir Next" w:eastAsia="Avenir Next"/>
-          <w:color w:val="1A1A1A"/>
-          <w:sz w:val="20"/>
-          <w:szCs w:val="20"/>
-        </w:rPr>
-        <w:tab/>
-      </w:r>
-      <w:r>
-        <w:rPr>
-          <w:rFonts w:ascii="Avenir Next" w:hAnsi="Avenir Next" w:cs="Avenir Next" w:eastAsia="Avenir Next"/>
-          <w:color w:val="1A1A1A"/>
-          <w:sz w:val="20"/>
+          <w:sz w:val="22"/>
           <w:szCs w:val="20"/>
         </w:rPr>
         <w:t xml:space="preserve">   Period</w:t>
@@ -78,7 +78,7 @@
           <w:caps/>
           <w:color w:val="003A70"/>
           <w:spacing w:val="12"/>
-          <w:sz w:val="19"/>
+          <w:sz w:val="22"/>
           <w:szCs w:val="19"/>
         </w:rPr>
         <w:t xml:space="preserve">Lesson 3-7  ·  Session 1  ·  Prerequisite Practice B  ·  Skill 1 of 2</w:t>
@@ -86,6 +86,7 @@
     </w:p>
     <w:p>
       <w:pPr>
+        <w:pStyle w:val="Heading1"/>
         <w:keepNext/>
         <w:spacing w:before="0" w:after="10" w:line="240" w:lineRule="auto"/>
       </w:pPr>
@@ -111,7 +112,7 @@
         <w:rPr>
           <w:rFonts w:ascii="Avenir Next" w:hAnsi="Avenir Next" w:cs="Avenir Next" w:eastAsia="Avenir Next"/>
           <w:color w:val="5A5F66"/>
-          <w:sz w:val="17"/>
+          <w:sz w:val="22"/>
           <w:szCs w:val="17"/>
         </w:rPr>
         <w:t xml:space="preserve">Builds on Grade 5 · 5.NBT.B.7</w:t>
@@ -154,6 +155,7 @@
           </w:tcPr>
           <w:p>
             <w:pPr>
+              <w:pStyle w:val="Heading2"/>
               <w:spacing w:before="0" w:after="0" w:line="252" w:lineRule="auto"/>
             </w:pPr>
             <w:r>
@@ -183,7 +185,7 @@
               <w:rPr>
                 <w:rFonts w:ascii="Avenir Next" w:hAnsi="Avenir Next" w:cs="Avenir Next" w:eastAsia="Avenir Next"/>
                 <w:color w:val="1A1A1A"/>
-                <w:sz w:val="20"/>
+                <w:sz w:val="22"/>
                 <w:szCs w:val="20"/>
               </w:rPr>
               <w:t xml:space="preserve">You will compare a 13.12 ft rope with a 12 ft cable and find the difference.</w:t>
@@ -203,6 +205,7 @@
           </w:tcPr>
           <w:p>
             <w:pPr>
+              <w:pStyle w:val="Heading2"/>
               <w:spacing w:before="0" w:after="0" w:line="252" w:lineRule="auto"/>
             </w:pPr>
             <w:r>
@@ -232,7 +235,7 @@
               <w:rPr>
                 <w:rFonts w:ascii="Avenir Next" w:hAnsi="Avenir Next" w:cs="Avenir Next" w:eastAsia="Avenir Next"/>
                 <w:color w:val="1A1A1A"/>
-                <w:sz w:val="20"/>
+                <w:sz w:val="22"/>
                 <w:szCs w:val="20"/>
               </w:rPr>
               <w:t xml:space="preserve">Line up decimal points to subtract, like 13.12 − 12.  </w:t>
@@ -242,7 +245,7 @@
                 <w:rFonts w:ascii="Avenir Next" w:hAnsi="Avenir Next" w:cs="Avenir Next" w:eastAsia="Avenir Next"/>
                 <w:b/>
                 <w:color w:val="1A1A1A"/>
-                <w:sz w:val="20"/>
+                <w:sz w:val="22"/>
                 <w:szCs w:val="20"/>
               </w:rPr>
               <w:t xml:space="preserve">You will use it in Practice Form A, problems 7 and 8.</w:t>
@@ -253,6 +256,7 @@
     </w:tbl>
     <w:p>
       <w:pPr>
+        <w:pStyle w:val="Heading2"/>
         <w:keepNext/>
         <w:pBdr>
           <w:bottom w:val="single" w:sz="8" w:space="3" w:color="003A70"/>
@@ -268,7 +272,7 @@
           <w:b/>
           <w:color w:val="003A70"/>
           <w:spacing w:val="14"/>
-          <w:sz w:val="19"/>
+          <w:sz w:val="22"/>
           <w:szCs w:val="19"/>
         </w:rPr>
         <w:t xml:space="preserve">STEPS TO FOLLOW</w:t>
@@ -287,7 +291,7 @@
           <w:rFonts w:ascii="Avenir Next" w:hAnsi="Avenir Next" w:cs="Avenir Next" w:eastAsia="Avenir Next"/>
           <w:i/>
           <w:color w:val="5A5F66"/>
-          <w:sz w:val="17"/>
+          <w:sz w:val="22"/>
           <w:szCs w:val="17"/>
         </w:rPr>
         <w:t xml:space="preserve">use these same steps on every problem</w:t>
@@ -329,6 +333,7 @@
           </w:tcPr>
           <w:p>
             <w:pPr>
+              <w:pStyle w:val="Heading1"/>
               <w:spacing w:before="0" w:after="0" w:line="240" w:lineRule="auto"/>
               <w:jc w:val="center"/>
             </w:pPr>
@@ -358,7 +363,7 @@
                 <w:rFonts w:ascii="Avenir Next" w:hAnsi="Avenir Next" w:cs="Avenir Next" w:eastAsia="Avenir Next"/>
                 <w:b/>
                 <w:color w:val="1A1A1A"/>
-                <w:sz w:val="21"/>
+                <w:sz w:val="22"/>
                 <w:szCs w:val="21"/>
               </w:rPr>
               <w:t xml:space="preserve">Line up</w:t>
@@ -367,7 +372,7 @@
               <w:rPr>
                 <w:rFonts w:ascii="Avenir Next" w:hAnsi="Avenir Next" w:cs="Avenir Next" w:eastAsia="Avenir Next"/>
                 <w:color w:val="1A1A1A"/>
-                <w:sz w:val="21"/>
+                <w:sz w:val="22"/>
                 <w:szCs w:val="21"/>
               </w:rPr>
               <w:t xml:space="preserve"> the decimal points.</w:t>
@@ -386,6 +391,7 @@
           </w:tcPr>
           <w:p>
             <w:pPr>
+              <w:pStyle w:val="Heading1"/>
               <w:spacing w:before="0" w:after="0" w:line="240" w:lineRule="auto"/>
               <w:jc w:val="center"/>
             </w:pPr>
@@ -414,7 +420,7 @@
               <w:rPr>
                 <w:rFonts w:ascii="Avenir Next" w:hAnsi="Avenir Next" w:cs="Avenir Next" w:eastAsia="Avenir Next"/>
                 <w:color w:val="1A1A1A"/>
-                <w:sz w:val="21"/>
+                <w:sz w:val="22"/>
                 <w:szCs w:val="21"/>
               </w:rPr>
               <w:t xml:space="preserve">Fill empty places with </w:t>
@@ -424,7 +430,7 @@
                 <w:rFonts w:ascii="Avenir Next" w:hAnsi="Avenir Next" w:cs="Avenir Next" w:eastAsia="Avenir Next"/>
                 <w:b/>
                 <w:color w:val="1A1A1A"/>
-                <w:sz w:val="21"/>
+                <w:sz w:val="22"/>
                 <w:szCs w:val="21"/>
               </w:rPr>
               <w:t xml:space="preserve">zeros</w:t>
@@ -433,7 +439,7 @@
               <w:rPr>
                 <w:rFonts w:ascii="Avenir Next" w:hAnsi="Avenir Next" w:cs="Avenir Next" w:eastAsia="Avenir Next"/>
                 <w:color w:val="1A1A1A"/>
-                <w:sz w:val="21"/>
+                <w:sz w:val="22"/>
                 <w:szCs w:val="21"/>
               </w:rPr>
               <w:t xml:space="preserve">.</w:t>
@@ -452,6 +458,7 @@
           </w:tcPr>
           <w:p>
             <w:pPr>
+              <w:pStyle w:val="Heading1"/>
               <w:spacing w:before="0" w:after="0" w:line="240" w:lineRule="auto"/>
               <w:jc w:val="center"/>
             </w:pPr>
@@ -481,7 +488,7 @@
                 <w:rFonts w:ascii="Avenir Next" w:hAnsi="Avenir Next" w:cs="Avenir Next" w:eastAsia="Avenir Next"/>
                 <w:b/>
                 <w:color w:val="1A1A1A"/>
-                <w:sz w:val="21"/>
+                <w:sz w:val="22"/>
                 <w:szCs w:val="21"/>
               </w:rPr>
               <w:t xml:space="preserve">Subtract</w:t>
@@ -490,7 +497,7 @@
               <w:rPr>
                 <w:rFonts w:ascii="Avenir Next" w:hAnsi="Avenir Next" w:cs="Avenir Next" w:eastAsia="Avenir Next"/>
                 <w:color w:val="1A1A1A"/>
-                <w:sz w:val="21"/>
+                <w:sz w:val="22"/>
                 <w:szCs w:val="21"/>
               </w:rPr>
               <w:t xml:space="preserve"> place by place.</w:t>
@@ -501,6 +508,7 @@
     </w:tbl>
     <w:p>
       <w:pPr>
+        <w:pStyle w:val="Heading2"/>
         <w:keepNext/>
         <w:pBdr>
           <w:bottom w:val="single" w:sz="8" w:space="3" w:color="003A70"/>
@@ -516,7 +524,7 @@
           <w:b/>
           <w:color w:val="003A70"/>
           <w:spacing w:val="14"/>
-          <w:sz w:val="19"/>
+          <w:sz w:val="22"/>
           <w:szCs w:val="19"/>
         </w:rPr>
         <w:t xml:space="preserve">WATCH ME</w:t>
@@ -535,7 +543,7 @@
           <w:rFonts w:ascii="Avenir Next" w:hAnsi="Avenir Next" w:cs="Avenir Next" w:eastAsia="Avenir Next"/>
           <w:i/>
           <w:color w:val="5A5F66"/>
-          <w:sz w:val="17"/>
+          <w:sz w:val="22"/>
           <w:szCs w:val="17"/>
         </w:rPr>
         <w:t xml:space="preserve">the steps in action</w:t>
@@ -550,7 +558,7 @@
           <w:rFonts w:ascii="Avenir Next" w:hAnsi="Avenir Next" w:cs="Avenir Next" w:eastAsia="Avenir Next"/>
           <w:b/>
           <w:color w:val="1A1A1A"/>
-          <w:sz w:val="21"/>
+          <w:sz w:val="22"/>
           <w:szCs w:val="21"/>
         </w:rPr>
         <w:t xml:space="preserve">Which is longer, 16.4 ft or 16.25 ft? By how much?</w:t>
@@ -569,25 +577,25 @@
           <w:rFonts w:ascii="Avenir Next" w:hAnsi="Avenir Next" w:cs="Avenir Next" w:eastAsia="Avenir Next"/>
           <w:b/>
           <w:color w:val="003A70"/>
+          <w:sz w:val="22"/>
+          <w:szCs w:val="19"/>
+        </w:rPr>
+        <w:t xml:space="preserve">Step 1</w:t>
+      </w:r>
+      <w:r>
+        <w:rPr>
+          <w:rFonts w:ascii="Avenir Next" w:hAnsi="Avenir Next" w:cs="Avenir Next" w:eastAsia="Avenir Next"/>
+          <w:color w:val="1A1A1A"/>
           <w:sz w:val="19"/>
           <w:szCs w:val="19"/>
         </w:rPr>
-        <w:t xml:space="preserve">Step 1</w:t>
-      </w:r>
-      <w:r>
-        <w:rPr>
-          <w:rFonts w:ascii="Avenir Next" w:hAnsi="Avenir Next" w:cs="Avenir Next" w:eastAsia="Avenir Next"/>
-          <w:color w:val="1A1A1A"/>
-          <w:sz w:val="19"/>
-          <w:szCs w:val="19"/>
-        </w:rPr>
         <w:tab/>
       </w:r>
       <w:r>
         <w:rPr>
           <w:rFonts w:ascii="Avenir Next" w:hAnsi="Avenir Next" w:cs="Avenir Next" w:eastAsia="Avenir Next"/>
           <w:color w:val="1A1A1A"/>
-          <w:sz w:val="21"/>
+          <w:sz w:val="22"/>
           <w:szCs w:val="21"/>
         </w:rPr>
         <w:t xml:space="preserve">Line up 16.4 over 16.25.</w:t>
@@ -606,25 +614,25 @@
           <w:rFonts w:ascii="Avenir Next" w:hAnsi="Avenir Next" w:cs="Avenir Next" w:eastAsia="Avenir Next"/>
           <w:b/>
           <w:color w:val="003A70"/>
+          <w:sz w:val="22"/>
+          <w:szCs w:val="19"/>
+        </w:rPr>
+        <w:t xml:space="preserve">Step 2</w:t>
+      </w:r>
+      <w:r>
+        <w:rPr>
+          <w:rFonts w:ascii="Avenir Next" w:hAnsi="Avenir Next" w:cs="Avenir Next" w:eastAsia="Avenir Next"/>
+          <w:color w:val="1A1A1A"/>
           <w:sz w:val="19"/>
           <w:szCs w:val="19"/>
         </w:rPr>
-        <w:t xml:space="preserve">Step 2</w:t>
-      </w:r>
-      <w:r>
-        <w:rPr>
-          <w:rFonts w:ascii="Avenir Next" w:hAnsi="Avenir Next" w:cs="Avenir Next" w:eastAsia="Avenir Next"/>
-          <w:color w:val="1A1A1A"/>
-          <w:sz w:val="19"/>
-          <w:szCs w:val="19"/>
-        </w:rPr>
         <w:tab/>
       </w:r>
       <w:r>
         <w:rPr>
           <w:rFonts w:ascii="Avenir Next" w:hAnsi="Avenir Next" w:cs="Avenir Next" w:eastAsia="Avenir Next"/>
           <w:color w:val="1A1A1A"/>
-          <w:sz w:val="21"/>
+          <w:sz w:val="22"/>
           <w:szCs w:val="21"/>
         </w:rPr>
         <w:t xml:space="preserve">Add a zero: 16.40 and 16.25. 16.40 is bigger.</w:t>
@@ -643,25 +651,25 @@
           <w:rFonts w:ascii="Avenir Next" w:hAnsi="Avenir Next" w:cs="Avenir Next" w:eastAsia="Avenir Next"/>
           <w:b/>
           <w:color w:val="003A70"/>
+          <w:sz w:val="22"/>
+          <w:szCs w:val="19"/>
+        </w:rPr>
+        <w:t xml:space="preserve">Step 3</w:t>
+      </w:r>
+      <w:r>
+        <w:rPr>
+          <w:rFonts w:ascii="Avenir Next" w:hAnsi="Avenir Next" w:cs="Avenir Next" w:eastAsia="Avenir Next"/>
+          <w:color w:val="1A1A1A"/>
           <w:sz w:val="19"/>
           <w:szCs w:val="19"/>
         </w:rPr>
-        <w:t xml:space="preserve">Step 3</w:t>
-      </w:r>
-      <w:r>
-        <w:rPr>
-          <w:rFonts w:ascii="Avenir Next" w:hAnsi="Avenir Next" w:cs="Avenir Next" w:eastAsia="Avenir Next"/>
-          <w:color w:val="1A1A1A"/>
-          <w:sz w:val="19"/>
-          <w:szCs w:val="19"/>
-        </w:rPr>
         <w:tab/>
       </w:r>
       <w:r>
         <w:rPr>
           <w:rFonts w:ascii="Avenir Next" w:hAnsi="Avenir Next" w:cs="Avenir Next" w:eastAsia="Avenir Next"/>
           <w:color w:val="1A1A1A"/>
-          <w:sz w:val="21"/>
+          <w:sz w:val="22"/>
           <w:szCs w:val="21"/>
         </w:rPr>
         <w:t xml:space="preserve">16.40 − 16.25 = 0.15.</w:t>
@@ -680,18 +688,18 @@
           <w:rFonts w:ascii="Avenir Next" w:hAnsi="Avenir Next" w:cs="Avenir Next" w:eastAsia="Avenir Next"/>
           <w:b/>
           <w:color w:val="1A1A1A"/>
+          <w:sz w:val="22"/>
+          <w:szCs w:val="21"/>
+        </w:rPr>
+        <w:t xml:space="preserve">Answer</w:t>
+      </w:r>
+      <w:r>
+        <w:rPr>
+          <w:rFonts w:ascii="Avenir Next" w:hAnsi="Avenir Next" w:cs="Avenir Next" w:eastAsia="Avenir Next"/>
+          <w:color w:val="1A1A1A"/>
           <w:sz w:val="21"/>
           <w:szCs w:val="21"/>
         </w:rPr>
-        <w:t xml:space="preserve">Answer</w:t>
-      </w:r>
-      <w:r>
-        <w:rPr>
-          <w:rFonts w:ascii="Avenir Next" w:hAnsi="Avenir Next" w:cs="Avenir Next" w:eastAsia="Avenir Next"/>
-          <w:color w:val="1A1A1A"/>
-          <w:sz w:val="21"/>
-          <w:szCs w:val="21"/>
-        </w:rPr>
         <w:tab/>
       </w:r>
       <w:r>
@@ -699,7 +707,7 @@
           <w:rFonts w:ascii="Avenir Next" w:hAnsi="Avenir Next" w:cs="Avenir Next" w:eastAsia="Avenir Next"/>
           <w:b/>
           <w:color w:val="1A1A1A"/>
-          <w:sz w:val="21"/>
+          <w:sz w:val="22"/>
           <w:szCs w:val="21"/>
         </w:rPr>
         <w:t xml:space="preserve">16.4 ft, by 0.15 ft</w:t>
@@ -707,6 +715,7 @@
     </w:p>
     <w:p>
       <w:pPr>
+        <w:pStyle w:val="Heading2"/>
         <w:keepNext/>
         <w:pBdr>
           <w:bottom w:val="single" w:sz="8" w:space="3" w:color="003A70"/>
@@ -722,7 +731,7 @@
           <w:b/>
           <w:color w:val="003A70"/>
           <w:spacing w:val="14"/>
-          <w:sz w:val="19"/>
+          <w:sz w:val="22"/>
           <w:szCs w:val="19"/>
         </w:rPr>
         <w:t xml:space="preserve">TRY IT WITH HELP</w:t>
@@ -741,7 +750,7 @@
           <w:rFonts w:ascii="Avenir Next" w:hAnsi="Avenir Next" w:cs="Avenir Next" w:eastAsia="Avenir Next"/>
           <w:i/>
           <w:color w:val="5A5F66"/>
-          <w:sz w:val="17"/>
+          <w:sz w:val="22"/>
           <w:szCs w:val="17"/>
         </w:rPr>
         <w:t xml:space="preserve">fill in each step</w:t>
@@ -799,35 +808,35 @@
           <w:rFonts w:ascii="Avenir Next" w:hAnsi="Avenir Next" w:cs="Avenir Next" w:eastAsia="Avenir Next"/>
           <w:b/>
           <w:color w:val="003A70"/>
+          <w:sz w:val="22"/>
+          <w:szCs w:val="18"/>
+        </w:rPr>
+        <w:t xml:space="preserve">Step 1</w:t>
+      </w:r>
+      <w:r>
+        <w:rPr>
+          <w:rFonts w:ascii="Avenir Next" w:hAnsi="Avenir Next" w:cs="Avenir Next" w:eastAsia="Avenir Next"/>
+          <w:color w:val="1A1A1A"/>
           <w:sz w:val="18"/>
           <w:szCs w:val="18"/>
         </w:rPr>
-        <w:t xml:space="preserve">Step 1</w:t>
-      </w:r>
-      <w:r>
-        <w:rPr>
-          <w:rFonts w:ascii="Avenir Next" w:hAnsi="Avenir Next" w:cs="Avenir Next" w:eastAsia="Avenir Next"/>
-          <w:color w:val="1A1A1A"/>
-          <w:sz w:val="18"/>
-          <w:szCs w:val="18"/>
-        </w:rPr>
         <w:tab/>
       </w:r>
       <w:r>
         <w:rPr>
           <w:rFonts w:ascii="Avenir Next" w:hAnsi="Avenir Next" w:cs="Avenir Next" w:eastAsia="Avenir Next"/>
           <w:color w:val="1A1A1A"/>
+          <w:sz w:val="22"/>
+          <w:szCs w:val="21"/>
+        </w:rPr>
+        <w:t xml:space="preserve">Line up 16 and </w:t>
+      </w:r>
+      <w:r>
+        <w:rPr>
+          <w:rFonts w:ascii="Avenir Next" w:hAnsi="Avenir Next" w:cs="Avenir Next" w:eastAsia="Avenir Next"/>
+          <w:color w:val="1A1A1A"/>
           <w:sz w:val="21"/>
           <w:szCs w:val="21"/>
-        </w:rPr>
-        <w:t xml:space="preserve">Line up 16 and </w:t>
-      </w:r>
-      <w:r>
-        <w:rPr>
-          <w:rFonts w:ascii="Avenir Next" w:hAnsi="Avenir Next" w:cs="Avenir Next" w:eastAsia="Avenir Next"/>
-          <w:color w:val="1A1A1A"/>
-          <w:sz w:val="21"/>
-          <w:szCs w:val="21"/>
           <w:u w:val="single"/>
         </w:rPr>
         <w:t xml:space="preserve">                </w:t>
@@ -836,7 +845,7 @@
         <w:rPr>
           <w:rFonts w:ascii="Avenir Next" w:hAnsi="Avenir Next" w:cs="Avenir Next" w:eastAsia="Avenir Next"/>
           <w:color w:val="1A1A1A"/>
-          <w:sz w:val="21"/>
+          <w:sz w:val="22"/>
           <w:szCs w:val="21"/>
         </w:rPr>
         <w:t xml:space="preserve">.</w:t>
@@ -856,35 +865,35 @@
           <w:rFonts w:ascii="Avenir Next" w:hAnsi="Avenir Next" w:cs="Avenir Next" w:eastAsia="Avenir Next"/>
           <w:b/>
           <w:color w:val="003A70"/>
+          <w:sz w:val="22"/>
+          <w:szCs w:val="18"/>
+        </w:rPr>
+        <w:t xml:space="preserve">Step 2</w:t>
+      </w:r>
+      <w:r>
+        <w:rPr>
+          <w:rFonts w:ascii="Avenir Next" w:hAnsi="Avenir Next" w:cs="Avenir Next" w:eastAsia="Avenir Next"/>
+          <w:color w:val="1A1A1A"/>
           <w:sz w:val="18"/>
           <w:szCs w:val="18"/>
         </w:rPr>
-        <w:t xml:space="preserve">Step 2</w:t>
-      </w:r>
-      <w:r>
-        <w:rPr>
-          <w:rFonts w:ascii="Avenir Next" w:hAnsi="Avenir Next" w:cs="Avenir Next" w:eastAsia="Avenir Next"/>
-          <w:color w:val="1A1A1A"/>
-          <w:sz w:val="18"/>
-          <w:szCs w:val="18"/>
-        </w:rPr>
         <w:tab/>
       </w:r>
       <w:r>
         <w:rPr>
           <w:rFonts w:ascii="Avenir Next" w:hAnsi="Avenir Next" w:cs="Avenir Next" w:eastAsia="Avenir Next"/>
           <w:color w:val="1A1A1A"/>
+          <w:sz w:val="22"/>
+          <w:szCs w:val="21"/>
+        </w:rPr>
+        <w:t xml:space="preserve">Write 16 as </w:t>
+      </w:r>
+      <w:r>
+        <w:rPr>
+          <w:rFonts w:ascii="Avenir Next" w:hAnsi="Avenir Next" w:cs="Avenir Next" w:eastAsia="Avenir Next"/>
+          <w:color w:val="1A1A1A"/>
           <w:sz w:val="21"/>
           <w:szCs w:val="21"/>
-        </w:rPr>
-        <w:t xml:space="preserve">Write 16 as </w:t>
-      </w:r>
-      <w:r>
-        <w:rPr>
-          <w:rFonts w:ascii="Avenir Next" w:hAnsi="Avenir Next" w:cs="Avenir Next" w:eastAsia="Avenir Next"/>
-          <w:color w:val="1A1A1A"/>
-          <w:sz w:val="21"/>
-          <w:szCs w:val="21"/>
           <w:u w:val="single"/>
         </w:rPr>
         <w:t xml:space="preserve">                </w:t>
@@ -893,7 +902,7 @@
         <w:rPr>
           <w:rFonts w:ascii="Avenir Next" w:hAnsi="Avenir Next" w:cs="Avenir Next" w:eastAsia="Avenir Next"/>
           <w:color w:val="1A1A1A"/>
-          <w:sz w:val="21"/>
+          <w:sz w:val="22"/>
           <w:szCs w:val="21"/>
         </w:rPr>
         <w:t xml:space="preserve">.</w:t>
@@ -913,35 +922,35 @@
           <w:rFonts w:ascii="Avenir Next" w:hAnsi="Avenir Next" w:cs="Avenir Next" w:eastAsia="Avenir Next"/>
           <w:b/>
           <w:color w:val="003A70"/>
+          <w:sz w:val="22"/>
+          <w:szCs w:val="18"/>
+        </w:rPr>
+        <w:t xml:space="preserve">Step 3</w:t>
+      </w:r>
+      <w:r>
+        <w:rPr>
+          <w:rFonts w:ascii="Avenir Next" w:hAnsi="Avenir Next" w:cs="Avenir Next" w:eastAsia="Avenir Next"/>
+          <w:color w:val="1A1A1A"/>
           <w:sz w:val="18"/>
           <w:szCs w:val="18"/>
         </w:rPr>
-        <w:t xml:space="preserve">Step 3</w:t>
-      </w:r>
-      <w:r>
-        <w:rPr>
-          <w:rFonts w:ascii="Avenir Next" w:hAnsi="Avenir Next" w:cs="Avenir Next" w:eastAsia="Avenir Next"/>
-          <w:color w:val="1A1A1A"/>
-          <w:sz w:val="18"/>
-          <w:szCs w:val="18"/>
-        </w:rPr>
         <w:tab/>
       </w:r>
       <w:r>
         <w:rPr>
           <w:rFonts w:ascii="Avenir Next" w:hAnsi="Avenir Next" w:cs="Avenir Next" w:eastAsia="Avenir Next"/>
           <w:color w:val="1A1A1A"/>
+          <w:sz w:val="22"/>
+          <w:szCs w:val="21"/>
+        </w:rPr>
+        <w:t xml:space="preserve">16.0 − 15.4 = </w:t>
+      </w:r>
+      <w:r>
+        <w:rPr>
+          <w:rFonts w:ascii="Avenir Next" w:hAnsi="Avenir Next" w:cs="Avenir Next" w:eastAsia="Avenir Next"/>
+          <w:color w:val="1A1A1A"/>
           <w:sz w:val="21"/>
           <w:szCs w:val="21"/>
-        </w:rPr>
-        <w:t xml:space="preserve">16.0 − 15.4 = </w:t>
-      </w:r>
-      <w:r>
-        <w:rPr>
-          <w:rFonts w:ascii="Avenir Next" w:hAnsi="Avenir Next" w:cs="Avenir Next" w:eastAsia="Avenir Next"/>
-          <w:color w:val="1A1A1A"/>
-          <w:sz w:val="21"/>
-          <w:szCs w:val="21"/>
           <w:u w:val="single"/>
         </w:rPr>
         <w:t xml:space="preserve">                </w:t>
@@ -950,7 +959,7 @@
         <w:rPr>
           <w:rFonts w:ascii="Avenir Next" w:hAnsi="Avenir Next" w:cs="Avenir Next" w:eastAsia="Avenir Next"/>
           <w:color w:val="1A1A1A"/>
-          <w:sz w:val="21"/>
+          <w:sz w:val="22"/>
           <w:szCs w:val="21"/>
         </w:rPr>
         <w:t xml:space="preserve">.</w:t>
@@ -1013,35 +1022,35 @@
           <w:rFonts w:ascii="Avenir Next" w:hAnsi="Avenir Next" w:cs="Avenir Next" w:eastAsia="Avenir Next"/>
           <w:b/>
           <w:color w:val="003A70"/>
+          <w:sz w:val="22"/>
+          <w:szCs w:val="18"/>
+        </w:rPr>
+        <w:t xml:space="preserve">Step 1</w:t>
+      </w:r>
+      <w:r>
+        <w:rPr>
+          <w:rFonts w:ascii="Avenir Next" w:hAnsi="Avenir Next" w:cs="Avenir Next" w:eastAsia="Avenir Next"/>
+          <w:color w:val="1A1A1A"/>
           <w:sz w:val="18"/>
           <w:szCs w:val="18"/>
         </w:rPr>
-        <w:t xml:space="preserve">Step 1</w:t>
-      </w:r>
-      <w:r>
-        <w:rPr>
-          <w:rFonts w:ascii="Avenir Next" w:hAnsi="Avenir Next" w:cs="Avenir Next" w:eastAsia="Avenir Next"/>
-          <w:color w:val="1A1A1A"/>
-          <w:sz w:val="18"/>
-          <w:szCs w:val="18"/>
-        </w:rPr>
         <w:tab/>
       </w:r>
       <w:r>
         <w:rPr>
           <w:rFonts w:ascii="Avenir Next" w:hAnsi="Avenir Next" w:cs="Avenir Next" w:eastAsia="Avenir Next"/>
           <w:color w:val="1A1A1A"/>
+          <w:sz w:val="22"/>
+          <w:szCs w:val="21"/>
+        </w:rPr>
+        <w:t xml:space="preserve">Line up 6.6 and </w:t>
+      </w:r>
+      <w:r>
+        <w:rPr>
+          <w:rFonts w:ascii="Avenir Next" w:hAnsi="Avenir Next" w:cs="Avenir Next" w:eastAsia="Avenir Next"/>
+          <w:color w:val="1A1A1A"/>
           <w:sz w:val="21"/>
           <w:szCs w:val="21"/>
-        </w:rPr>
-        <w:t xml:space="preserve">Line up 6.6 and </w:t>
-      </w:r>
-      <w:r>
-        <w:rPr>
-          <w:rFonts w:ascii="Avenir Next" w:hAnsi="Avenir Next" w:cs="Avenir Next" w:eastAsia="Avenir Next"/>
-          <w:color w:val="1A1A1A"/>
-          <w:sz w:val="21"/>
-          <w:szCs w:val="21"/>
           <w:u w:val="single"/>
         </w:rPr>
         <w:t xml:space="preserve">                </w:t>
@@ -1050,7 +1059,7 @@
         <w:rPr>
           <w:rFonts w:ascii="Avenir Next" w:hAnsi="Avenir Next" w:cs="Avenir Next" w:eastAsia="Avenir Next"/>
           <w:color w:val="1A1A1A"/>
-          <w:sz w:val="21"/>
+          <w:sz w:val="22"/>
           <w:szCs w:val="21"/>
         </w:rPr>
         <w:t xml:space="preserve">.</w:t>
@@ -1070,35 +1079,35 @@
           <w:rFonts w:ascii="Avenir Next" w:hAnsi="Avenir Next" w:cs="Avenir Next" w:eastAsia="Avenir Next"/>
           <w:b/>
           <w:color w:val="003A70"/>
+          <w:sz w:val="22"/>
+          <w:szCs w:val="18"/>
+        </w:rPr>
+        <w:t xml:space="preserve">Step 2</w:t>
+      </w:r>
+      <w:r>
+        <w:rPr>
+          <w:rFonts w:ascii="Avenir Next" w:hAnsi="Avenir Next" w:cs="Avenir Next" w:eastAsia="Avenir Next"/>
+          <w:color w:val="1A1A1A"/>
           <w:sz w:val="18"/>
           <w:szCs w:val="18"/>
         </w:rPr>
-        <w:t xml:space="preserve">Step 2</w:t>
-      </w:r>
-      <w:r>
-        <w:rPr>
-          <w:rFonts w:ascii="Avenir Next" w:hAnsi="Avenir Next" w:cs="Avenir Next" w:eastAsia="Avenir Next"/>
-          <w:color w:val="1A1A1A"/>
-          <w:sz w:val="18"/>
-          <w:szCs w:val="18"/>
-        </w:rPr>
         <w:tab/>
       </w:r>
       <w:r>
         <w:rPr>
           <w:rFonts w:ascii="Avenir Next" w:hAnsi="Avenir Next" w:cs="Avenir Next" w:eastAsia="Avenir Next"/>
           <w:color w:val="1A1A1A"/>
+          <w:sz w:val="22"/>
+          <w:szCs w:val="21"/>
+        </w:rPr>
+        <w:t xml:space="preserve">Write 6.6 as </w:t>
+      </w:r>
+      <w:r>
+        <w:rPr>
+          <w:rFonts w:ascii="Avenir Next" w:hAnsi="Avenir Next" w:cs="Avenir Next" w:eastAsia="Avenir Next"/>
+          <w:color w:val="1A1A1A"/>
           <w:sz w:val="21"/>
           <w:szCs w:val="21"/>
-        </w:rPr>
-        <w:t xml:space="preserve">Write 6.6 as </w:t>
-      </w:r>
-      <w:r>
-        <w:rPr>
-          <w:rFonts w:ascii="Avenir Next" w:hAnsi="Avenir Next" w:cs="Avenir Next" w:eastAsia="Avenir Next"/>
-          <w:color w:val="1A1A1A"/>
-          <w:sz w:val="21"/>
-          <w:szCs w:val="21"/>
           <w:u w:val="single"/>
         </w:rPr>
         <w:t xml:space="preserve">                </w:t>
@@ -1107,7 +1116,7 @@
         <w:rPr>
           <w:rFonts w:ascii="Avenir Next" w:hAnsi="Avenir Next" w:cs="Avenir Next" w:eastAsia="Avenir Next"/>
           <w:color w:val="1A1A1A"/>
-          <w:sz w:val="21"/>
+          <w:sz w:val="22"/>
           <w:szCs w:val="21"/>
         </w:rPr>
         <w:t xml:space="preserve">.</w:t>
@@ -1127,35 +1136,35 @@
           <w:rFonts w:ascii="Avenir Next" w:hAnsi="Avenir Next" w:cs="Avenir Next" w:eastAsia="Avenir Next"/>
           <w:b/>
           <w:color w:val="003A70"/>
+          <w:sz w:val="22"/>
+          <w:szCs w:val="18"/>
+        </w:rPr>
+        <w:t xml:space="preserve">Step 3</w:t>
+      </w:r>
+      <w:r>
+        <w:rPr>
+          <w:rFonts w:ascii="Avenir Next" w:hAnsi="Avenir Next" w:cs="Avenir Next" w:eastAsia="Avenir Next"/>
+          <w:color w:val="1A1A1A"/>
           <w:sz w:val="18"/>
           <w:szCs w:val="18"/>
         </w:rPr>
-        <w:t xml:space="preserve">Step 3</w:t>
-      </w:r>
-      <w:r>
-        <w:rPr>
-          <w:rFonts w:ascii="Avenir Next" w:hAnsi="Avenir Next" w:cs="Avenir Next" w:eastAsia="Avenir Next"/>
-          <w:color w:val="1A1A1A"/>
-          <w:sz w:val="18"/>
-          <w:szCs w:val="18"/>
-        </w:rPr>
         <w:tab/>
       </w:r>
       <w:r>
         <w:rPr>
           <w:rFonts w:ascii="Avenir Next" w:hAnsi="Avenir Next" w:cs="Avenir Next" w:eastAsia="Avenir Next"/>
           <w:color w:val="1A1A1A"/>
+          <w:sz w:val="22"/>
+          <w:szCs w:val="21"/>
+        </w:rPr>
+        <w:t xml:space="preserve">6.60 − 6.56 = </w:t>
+      </w:r>
+      <w:r>
+        <w:rPr>
+          <w:rFonts w:ascii="Avenir Next" w:hAnsi="Avenir Next" w:cs="Avenir Next" w:eastAsia="Avenir Next"/>
+          <w:color w:val="1A1A1A"/>
           <w:sz w:val="21"/>
           <w:szCs w:val="21"/>
-        </w:rPr>
-        <w:t xml:space="preserve">6.60 − 6.56 = </w:t>
-      </w:r>
-      <w:r>
-        <w:rPr>
-          <w:rFonts w:ascii="Avenir Next" w:hAnsi="Avenir Next" w:cs="Avenir Next" w:eastAsia="Avenir Next"/>
-          <w:color w:val="1A1A1A"/>
-          <w:sz w:val="21"/>
-          <w:szCs w:val="21"/>
           <w:u w:val="single"/>
         </w:rPr>
         <w:t xml:space="preserve">                </w:t>
@@ -1164,7 +1173,7 @@
         <w:rPr>
           <w:rFonts w:ascii="Avenir Next" w:hAnsi="Avenir Next" w:cs="Avenir Next" w:eastAsia="Avenir Next"/>
           <w:color w:val="1A1A1A"/>
-          <w:sz w:val="21"/>
+          <w:sz w:val="22"/>
           <w:szCs w:val="21"/>
         </w:rPr>
         <w:t xml:space="preserve">.</w:t>
@@ -1177,6 +1186,7 @@
     </w:p>
     <w:p>
       <w:pPr>
+        <w:pStyle w:val="Heading2"/>
         <w:keepNext/>
         <w:pBdr>
           <w:bottom w:val="single" w:sz="8" w:space="3" w:color="003A70"/>
@@ -1192,7 +1202,7 @@
           <w:b/>
           <w:color w:val="003A70"/>
           <w:spacing w:val="14"/>
-          <w:sz w:val="19"/>
+          <w:sz w:val="22"/>
           <w:szCs w:val="19"/>
         </w:rPr>
         <w:t xml:space="preserve">YOUR TURN</w:t>
@@ -1211,7 +1221,7 @@
           <w:rFonts w:ascii="Avenir Next" w:hAnsi="Avenir Next" w:cs="Avenir Next" w:eastAsia="Avenir Next"/>
           <w:i/>
           <w:color w:val="5A5F66"/>
-          <w:sz w:val="17"/>
+          <w:sz w:val="22"/>
           <w:szCs w:val="17"/>
         </w:rPr>
         <w:t xml:space="preserve">use the steps on your own</w:t>
@@ -1383,7 +1393,7 @@
                       <w:szCs w:val="22"/>
                       <w:u w:val="single"/>
                     </w:rPr>
-                    <w:t xml:space="preserve">      </w:t>
+                    <w:t xml:space="preserve">          </w:t>
                   </w:r>
                 </w:p>
               </w:tc>
@@ -1445,7 +1455,7 @@
                       <w:szCs w:val="22"/>
                       <w:u w:val="single"/>
                     </w:rPr>
-                    <w:t xml:space="preserve">      </w:t>
+                    <w:t xml:space="preserve">          </w:t>
                   </w:r>
                 </w:p>
               </w:tc>
@@ -1507,7 +1517,7 @@
                       <w:szCs w:val="22"/>
                       <w:u w:val="single"/>
                     </w:rPr>
-                    <w:t xml:space="preserve">      </w:t>
+                    <w:t xml:space="preserve">          </w:t>
                   </w:r>
                 </w:p>
               </w:tc>
@@ -1575,7 +1585,7 @@
                       <w:szCs w:val="22"/>
                       <w:u w:val="single"/>
                     </w:rPr>
-                    <w:t xml:space="preserve">      </w:t>
+                    <w:t xml:space="preserve">          </w:t>
                   </w:r>
                 </w:p>
               </w:tc>
@@ -1637,7 +1647,7 @@
                       <w:szCs w:val="22"/>
                       <w:u w:val="single"/>
                     </w:rPr>
-                    <w:t xml:space="preserve">      </w:t>
+                    <w:t xml:space="preserve">          </w:t>
                   </w:r>
                 </w:p>
               </w:tc>
@@ -1699,7 +1709,7 @@
                       <w:szCs w:val="22"/>
                       <w:u w:val="single"/>
                     </w:rPr>
-                    <w:t xml:space="preserve">      </w:t>
+                    <w:t xml:space="preserve">          </w:t>
                   </w:r>
                 </w:p>
               </w:tc>
@@ -1731,7 +1741,7 @@
           <w:caps/>
           <w:color w:val="003A70"/>
           <w:spacing w:val="12"/>
-          <w:sz w:val="19"/>
+          <w:sz w:val="22"/>
           <w:szCs w:val="19"/>
         </w:rPr>
         <w:t xml:space="preserve">Lesson 3-7  ·  Session 1  ·  Prerequisite Practice B  ·  Skill 2 of 2</w:t>
@@ -1739,6 +1749,7 @@
     </w:p>
     <w:p>
       <w:pPr>
+        <w:pStyle w:val="Heading1"/>
         <w:keepNext/>
         <w:spacing w:before="0" w:after="10" w:line="240" w:lineRule="auto"/>
       </w:pPr>
@@ -1764,7 +1775,7 @@
         <w:rPr>
           <w:rFonts w:ascii="Avenir Next" w:hAnsi="Avenir Next" w:cs="Avenir Next" w:eastAsia="Avenir Next"/>
           <w:color w:val="5A5F66"/>
-          <w:sz w:val="17"/>
+          <w:sz w:val="22"/>
           <w:szCs w:val="17"/>
         </w:rPr>
         <w:t xml:space="preserve">Builds on Lesson 2-7 Session 2 · 6.NS.B.3</w:t>
@@ -1807,6 +1818,7 @@
           </w:tcPr>
           <w:p>
             <w:pPr>
+              <w:pStyle w:val="Heading2"/>
               <w:spacing w:before="0" w:after="0" w:line="252" w:lineRule="auto"/>
             </w:pPr>
             <w:r>
@@ -1836,7 +1848,7 @@
               <w:rPr>
                 <w:rFonts w:ascii="Avenir Next" w:hAnsi="Avenir Next" w:cs="Avenir Next" w:eastAsia="Avenir Next"/>
                 <w:color w:val="1A1A1A"/>
-                <w:sz w:val="20"/>
+                <w:sz w:val="22"/>
                 <w:szCs w:val="20"/>
               </w:rPr>
               <w:t xml:space="preserve">You will change 100 km to miles: 100 ÷ 1.6.</w:t>
@@ -1856,6 +1868,7 @@
           </w:tcPr>
           <w:p>
             <w:pPr>
+              <w:pStyle w:val="Heading2"/>
               <w:spacing w:before="0" w:after="0" w:line="252" w:lineRule="auto"/>
             </w:pPr>
             <w:r>
@@ -1885,7 +1898,7 @@
               <w:rPr>
                 <w:rFonts w:ascii="Avenir Next" w:hAnsi="Avenir Next" w:cs="Avenir Next" w:eastAsia="Avenir Next"/>
                 <w:color w:val="1A1A1A"/>
-                <w:sz w:val="20"/>
+                <w:sz w:val="22"/>
                 <w:szCs w:val="20"/>
               </w:rPr>
               <w:t xml:space="preserve">Divide by a decimal, like 33 ÷ 2.2 = 15.  </w:t>
@@ -1895,7 +1908,7 @@
                 <w:rFonts w:ascii="Avenir Next" w:hAnsi="Avenir Next" w:cs="Avenir Next" w:eastAsia="Avenir Next"/>
                 <w:b/>
                 <w:color w:val="1A1A1A"/>
-                <w:sz w:val="20"/>
+                <w:sz w:val="22"/>
                 <w:szCs w:val="20"/>
               </w:rPr>
               <w:t xml:space="preserve">You will use it in Practice Form A, problems 1 and 2.</w:t>
@@ -1906,6 +1919,7 @@
     </w:tbl>
     <w:p>
       <w:pPr>
+        <w:pStyle w:val="Heading2"/>
         <w:keepNext/>
         <w:pBdr>
           <w:bottom w:val="single" w:sz="8" w:space="3" w:color="003A70"/>
@@ -1921,7 +1935,7 @@
           <w:b/>
           <w:color w:val="003A70"/>
           <w:spacing w:val="14"/>
-          <w:sz w:val="19"/>
+          <w:sz w:val="22"/>
           <w:szCs w:val="19"/>
         </w:rPr>
         <w:t xml:space="preserve">STEPS TO FOLLOW</w:t>
@@ -1940,7 +1954,7 @@
           <w:rFonts w:ascii="Avenir Next" w:hAnsi="Avenir Next" w:cs="Avenir Next" w:eastAsia="Avenir Next"/>
           <w:i/>
           <w:color w:val="5A5F66"/>
-          <w:sz w:val="17"/>
+          <w:sz w:val="22"/>
           <w:szCs w:val="17"/>
         </w:rPr>
         <w:t xml:space="preserve">use these same steps on every problem</w:t>
@@ -1982,6 +1996,7 @@
           </w:tcPr>
           <w:p>
             <w:pPr>
+              <w:pStyle w:val="Heading1"/>
               <w:spacing w:before="0" w:after="0" w:line="240" w:lineRule="auto"/>
               <w:jc w:val="center"/>
             </w:pPr>
@@ -2010,7 +2025,7 @@
               <w:rPr>
                 <w:rFonts w:ascii="Avenir Next" w:hAnsi="Avenir Next" w:cs="Avenir Next" w:eastAsia="Avenir Next"/>
                 <w:color w:val="1A1A1A"/>
-                <w:sz w:val="21"/>
+                <w:sz w:val="22"/>
                 <w:szCs w:val="21"/>
               </w:rPr>
               <w:t xml:space="preserve">Count the </w:t>
@@ -2020,7 +2035,7 @@
                 <w:rFonts w:ascii="Avenir Next" w:hAnsi="Avenir Next" w:cs="Avenir Next" w:eastAsia="Avenir Next"/>
                 <w:b/>
                 <w:color w:val="1A1A1A"/>
-                <w:sz w:val="21"/>
+                <w:sz w:val="22"/>
                 <w:szCs w:val="21"/>
               </w:rPr>
               <w:t xml:space="preserve">decimal places</w:t>
@@ -2029,7 +2044,7 @@
               <w:rPr>
                 <w:rFonts w:ascii="Avenir Next" w:hAnsi="Avenir Next" w:cs="Avenir Next" w:eastAsia="Avenir Next"/>
                 <w:color w:val="1A1A1A"/>
-                <w:sz w:val="21"/>
+                <w:sz w:val="22"/>
                 <w:szCs w:val="21"/>
               </w:rPr>
               <w:t xml:space="preserve"> in the divisor.</w:t>
@@ -2048,6 +2063,7 @@
           </w:tcPr>
           <w:p>
             <w:pPr>
+              <w:pStyle w:val="Heading1"/>
               <w:spacing w:before="0" w:after="0" w:line="240" w:lineRule="auto"/>
               <w:jc w:val="center"/>
             </w:pPr>
@@ -2077,7 +2093,7 @@
                 <w:rFonts w:ascii="Avenir Next" w:hAnsi="Avenir Next" w:cs="Avenir Next" w:eastAsia="Avenir Next"/>
                 <w:b/>
                 <w:color w:val="1A1A1A"/>
-                <w:sz w:val="21"/>
+                <w:sz w:val="22"/>
                 <w:szCs w:val="21"/>
               </w:rPr>
               <w:t xml:space="preserve">Move</w:t>
@@ -2086,7 +2102,7 @@
               <w:rPr>
                 <w:rFonts w:ascii="Avenir Next" w:hAnsi="Avenir Next" w:cs="Avenir Next" w:eastAsia="Avenir Next"/>
                 <w:color w:val="1A1A1A"/>
-                <w:sz w:val="21"/>
+                <w:sz w:val="22"/>
                 <w:szCs w:val="21"/>
               </w:rPr>
               <w:t xml:space="preserve"> the point that many places right in both numbers.</w:t>
@@ -2105,6 +2121,7 @@
           </w:tcPr>
           <w:p>
             <w:pPr>
+              <w:pStyle w:val="Heading1"/>
               <w:spacing w:before="0" w:after="0" w:line="240" w:lineRule="auto"/>
               <w:jc w:val="center"/>
             </w:pPr>
@@ -2134,7 +2151,7 @@
                 <w:rFonts w:ascii="Avenir Next" w:hAnsi="Avenir Next" w:cs="Avenir Next" w:eastAsia="Avenir Next"/>
                 <w:b/>
                 <w:color w:val="1A1A1A"/>
-                <w:sz w:val="21"/>
+                <w:sz w:val="22"/>
                 <w:szCs w:val="21"/>
               </w:rPr>
               <w:t xml:space="preserve">Divide</w:t>
@@ -2143,7 +2160,7 @@
               <w:rPr>
                 <w:rFonts w:ascii="Avenir Next" w:hAnsi="Avenir Next" w:cs="Avenir Next" w:eastAsia="Avenir Next"/>
                 <w:color w:val="1A1A1A"/>
-                <w:sz w:val="21"/>
+                <w:sz w:val="22"/>
                 <w:szCs w:val="21"/>
               </w:rPr>
               <w:t xml:space="preserve"> the new numbers.</w:t>
@@ -2154,6 +2171,7 @@
     </w:tbl>
     <w:p>
       <w:pPr>
+        <w:pStyle w:val="Heading2"/>
         <w:keepNext/>
         <w:pBdr>
           <w:bottom w:val="single" w:sz="8" w:space="3" w:color="003A70"/>
@@ -2169,7 +2187,7 @@
           <w:b/>
           <w:color w:val="003A70"/>
           <w:spacing w:val="14"/>
-          <w:sz w:val="19"/>
+          <w:sz w:val="22"/>
           <w:szCs w:val="19"/>
         </w:rPr>
         <w:t xml:space="preserve">WATCH ME</w:t>
@@ -2188,7 +2206,7 @@
           <w:rFonts w:ascii="Avenir Next" w:hAnsi="Avenir Next" w:cs="Avenir Next" w:eastAsia="Avenir Next"/>
           <w:i/>
           <w:color w:val="5A5F66"/>
-          <w:sz w:val="17"/>
+          <w:sz w:val="22"/>
           <w:szCs w:val="17"/>
         </w:rPr>
         <w:t xml:space="preserve">the steps in action</w:t>
@@ -2203,7 +2221,7 @@
           <w:rFonts w:ascii="Avenir Next" w:hAnsi="Avenir Next" w:cs="Avenir Next" w:eastAsia="Avenir Next"/>
           <w:b/>
           <w:color w:val="1A1A1A"/>
-          <w:sz w:val="21"/>
+          <w:sz w:val="22"/>
           <w:szCs w:val="21"/>
         </w:rPr>
         <w:t xml:space="preserve">Find 33 ÷ 2.2.</w:t>
@@ -2222,25 +2240,25 @@
           <w:rFonts w:ascii="Avenir Next" w:hAnsi="Avenir Next" w:cs="Avenir Next" w:eastAsia="Avenir Next"/>
           <w:b/>
           <w:color w:val="003A70"/>
+          <w:sz w:val="22"/>
+          <w:szCs w:val="19"/>
+        </w:rPr>
+        <w:t xml:space="preserve">Step 1</w:t>
+      </w:r>
+      <w:r>
+        <w:rPr>
+          <w:rFonts w:ascii="Avenir Next" w:hAnsi="Avenir Next" w:cs="Avenir Next" w:eastAsia="Avenir Next"/>
+          <w:color w:val="1A1A1A"/>
           <w:sz w:val="19"/>
           <w:szCs w:val="19"/>
         </w:rPr>
-        <w:t xml:space="preserve">Step 1</w:t>
-      </w:r>
-      <w:r>
-        <w:rPr>
-          <w:rFonts w:ascii="Avenir Next" w:hAnsi="Avenir Next" w:cs="Avenir Next" w:eastAsia="Avenir Next"/>
-          <w:color w:val="1A1A1A"/>
-          <w:sz w:val="19"/>
-          <w:szCs w:val="19"/>
-        </w:rPr>
         <w:tab/>
       </w:r>
       <w:r>
         <w:rPr>
           <w:rFonts w:ascii="Avenir Next" w:hAnsi="Avenir Next" w:cs="Avenir Next" w:eastAsia="Avenir Next"/>
           <w:color w:val="1A1A1A"/>
-          <w:sz w:val="21"/>
+          <w:sz w:val="22"/>
           <w:szCs w:val="21"/>
         </w:rPr>
         <w:t xml:space="preserve">2.2 has 1 decimal place.</w:t>
@@ -2259,25 +2277,25 @@
           <w:rFonts w:ascii="Avenir Next" w:hAnsi="Avenir Next" w:cs="Avenir Next" w:eastAsia="Avenir Next"/>
           <w:b/>
           <w:color w:val="003A70"/>
+          <w:sz w:val="22"/>
+          <w:szCs w:val="19"/>
+        </w:rPr>
+        <w:t xml:space="preserve">Step 2</w:t>
+      </w:r>
+      <w:r>
+        <w:rPr>
+          <w:rFonts w:ascii="Avenir Next" w:hAnsi="Avenir Next" w:cs="Avenir Next" w:eastAsia="Avenir Next"/>
+          <w:color w:val="1A1A1A"/>
           <w:sz w:val="19"/>
           <w:szCs w:val="19"/>
         </w:rPr>
-        <w:t xml:space="preserve">Step 2</w:t>
-      </w:r>
-      <w:r>
-        <w:rPr>
-          <w:rFonts w:ascii="Avenir Next" w:hAnsi="Avenir Next" w:cs="Avenir Next" w:eastAsia="Avenir Next"/>
-          <w:color w:val="1A1A1A"/>
-          <w:sz w:val="19"/>
-          <w:szCs w:val="19"/>
-        </w:rPr>
         <w:tab/>
       </w:r>
       <w:r>
         <w:rPr>
           <w:rFonts w:ascii="Avenir Next" w:hAnsi="Avenir Next" w:cs="Avenir Next" w:eastAsia="Avenir Next"/>
           <w:color w:val="1A1A1A"/>
-          <w:sz w:val="21"/>
+          <w:sz w:val="22"/>
           <w:szCs w:val="21"/>
         </w:rPr>
         <w:t xml:space="preserve">Move 1 place right in both: 330 ÷ 22.</w:t>
@@ -2296,25 +2314,25 @@
           <w:rFonts w:ascii="Avenir Next" w:hAnsi="Avenir Next" w:cs="Avenir Next" w:eastAsia="Avenir Next"/>
           <w:b/>
           <w:color w:val="003A70"/>
+          <w:sz w:val="22"/>
+          <w:szCs w:val="19"/>
+        </w:rPr>
+        <w:t xml:space="preserve">Step 3</w:t>
+      </w:r>
+      <w:r>
+        <w:rPr>
+          <w:rFonts w:ascii="Avenir Next" w:hAnsi="Avenir Next" w:cs="Avenir Next" w:eastAsia="Avenir Next"/>
+          <w:color w:val="1A1A1A"/>
           <w:sz w:val="19"/>
           <w:szCs w:val="19"/>
         </w:rPr>
-        <w:t xml:space="preserve">Step 3</w:t>
-      </w:r>
-      <w:r>
-        <w:rPr>
-          <w:rFonts w:ascii="Avenir Next" w:hAnsi="Avenir Next" w:cs="Avenir Next" w:eastAsia="Avenir Next"/>
-          <w:color w:val="1A1A1A"/>
-          <w:sz w:val="19"/>
-          <w:szCs w:val="19"/>
-        </w:rPr>
         <w:tab/>
       </w:r>
       <w:r>
         <w:rPr>
           <w:rFonts w:ascii="Avenir Next" w:hAnsi="Avenir Next" w:cs="Avenir Next" w:eastAsia="Avenir Next"/>
           <w:color w:val="1A1A1A"/>
-          <w:sz w:val="21"/>
+          <w:sz w:val="22"/>
           <w:szCs w:val="21"/>
         </w:rPr>
         <w:t xml:space="preserve">330 ÷ 22 = 15.</w:t>
@@ -2333,18 +2351,18 @@
           <w:rFonts w:ascii="Avenir Next" w:hAnsi="Avenir Next" w:cs="Avenir Next" w:eastAsia="Avenir Next"/>
           <w:b/>
           <w:color w:val="1A1A1A"/>
+          <w:sz w:val="22"/>
+          <w:szCs w:val="21"/>
+        </w:rPr>
+        <w:t xml:space="preserve">Answer</w:t>
+      </w:r>
+      <w:r>
+        <w:rPr>
+          <w:rFonts w:ascii="Avenir Next" w:hAnsi="Avenir Next" w:cs="Avenir Next" w:eastAsia="Avenir Next"/>
+          <w:color w:val="1A1A1A"/>
           <w:sz w:val="21"/>
           <w:szCs w:val="21"/>
         </w:rPr>
-        <w:t xml:space="preserve">Answer</w:t>
-      </w:r>
-      <w:r>
-        <w:rPr>
-          <w:rFonts w:ascii="Avenir Next" w:hAnsi="Avenir Next" w:cs="Avenir Next" w:eastAsia="Avenir Next"/>
-          <w:color w:val="1A1A1A"/>
-          <w:sz w:val="21"/>
-          <w:szCs w:val="21"/>
-        </w:rPr>
         <w:tab/>
       </w:r>
       <w:r>
@@ -2352,7 +2370,7 @@
           <w:rFonts w:ascii="Avenir Next" w:hAnsi="Avenir Next" w:cs="Avenir Next" w:eastAsia="Avenir Next"/>
           <w:b/>
           <w:color w:val="1A1A1A"/>
-          <w:sz w:val="21"/>
+          <w:sz w:val="22"/>
           <w:szCs w:val="21"/>
         </w:rPr>
         <w:t xml:space="preserve">15</w:t>
@@ -2360,6 +2378,7 @@
     </w:p>
     <w:p>
       <w:pPr>
+        <w:pStyle w:val="Heading2"/>
         <w:keepNext/>
         <w:pBdr>
           <w:bottom w:val="single" w:sz="8" w:space="3" w:color="003A70"/>
@@ -2375,7 +2394,7 @@
           <w:b/>
           <w:color w:val="003A70"/>
           <w:spacing w:val="14"/>
-          <w:sz w:val="19"/>
+          <w:sz w:val="22"/>
           <w:szCs w:val="19"/>
         </w:rPr>
         <w:t xml:space="preserve">TRY IT WITH HELP</w:t>
@@ -2394,7 +2413,7 @@
           <w:rFonts w:ascii="Avenir Next" w:hAnsi="Avenir Next" w:cs="Avenir Next" w:eastAsia="Avenir Next"/>
           <w:i/>
           <w:color w:val="5A5F66"/>
-          <w:sz w:val="17"/>
+          <w:sz w:val="22"/>
           <w:szCs w:val="17"/>
         </w:rPr>
         <w:t xml:space="preserve">fill in each step</w:t>
@@ -2452,35 +2471,35 @@
           <w:rFonts w:ascii="Avenir Next" w:hAnsi="Avenir Next" w:cs="Avenir Next" w:eastAsia="Avenir Next"/>
           <w:b/>
           <w:color w:val="003A70"/>
+          <w:sz w:val="22"/>
+          <w:szCs w:val="18"/>
+        </w:rPr>
+        <w:t xml:space="preserve">Step 1</w:t>
+      </w:r>
+      <w:r>
+        <w:rPr>
+          <w:rFonts w:ascii="Avenir Next" w:hAnsi="Avenir Next" w:cs="Avenir Next" w:eastAsia="Avenir Next"/>
+          <w:color w:val="1A1A1A"/>
           <w:sz w:val="18"/>
           <w:szCs w:val="18"/>
         </w:rPr>
-        <w:t xml:space="preserve">Step 1</w:t>
-      </w:r>
-      <w:r>
-        <w:rPr>
-          <w:rFonts w:ascii="Avenir Next" w:hAnsi="Avenir Next" w:cs="Avenir Next" w:eastAsia="Avenir Next"/>
-          <w:color w:val="1A1A1A"/>
-          <w:sz w:val="18"/>
-          <w:szCs w:val="18"/>
-        </w:rPr>
         <w:tab/>
       </w:r>
       <w:r>
         <w:rPr>
           <w:rFonts w:ascii="Avenir Next" w:hAnsi="Avenir Next" w:cs="Avenir Next" w:eastAsia="Avenir Next"/>
           <w:color w:val="1A1A1A"/>
+          <w:sz w:val="22"/>
+          <w:szCs w:val="21"/>
+        </w:rPr>
+        <w:t xml:space="preserve">2.2 has </w:t>
+      </w:r>
+      <w:r>
+        <w:rPr>
+          <w:rFonts w:ascii="Avenir Next" w:hAnsi="Avenir Next" w:cs="Avenir Next" w:eastAsia="Avenir Next"/>
+          <w:color w:val="1A1A1A"/>
           <w:sz w:val="21"/>
           <w:szCs w:val="21"/>
-        </w:rPr>
-        <w:t xml:space="preserve">2.2 has </w:t>
-      </w:r>
-      <w:r>
-        <w:rPr>
-          <w:rFonts w:ascii="Avenir Next" w:hAnsi="Avenir Next" w:cs="Avenir Next" w:eastAsia="Avenir Next"/>
-          <w:color w:val="1A1A1A"/>
-          <w:sz w:val="21"/>
-          <w:szCs w:val="21"/>
           <w:u w:val="single"/>
         </w:rPr>
         <w:t xml:space="preserve">                </w:t>
@@ -2489,7 +2508,7 @@
         <w:rPr>
           <w:rFonts w:ascii="Avenir Next" w:hAnsi="Avenir Next" w:cs="Avenir Next" w:eastAsia="Avenir Next"/>
           <w:color w:val="1A1A1A"/>
-          <w:sz w:val="21"/>
+          <w:sz w:val="22"/>
           <w:szCs w:val="21"/>
         </w:rPr>
         <w:t xml:space="preserve"> decimal place.</w:t>
@@ -2509,35 +2528,35 @@
           <w:rFonts w:ascii="Avenir Next" w:hAnsi="Avenir Next" w:cs="Avenir Next" w:eastAsia="Avenir Next"/>
           <w:b/>
           <w:color w:val="003A70"/>
+          <w:sz w:val="22"/>
+          <w:szCs w:val="18"/>
+        </w:rPr>
+        <w:t xml:space="preserve">Step 2</w:t>
+      </w:r>
+      <w:r>
+        <w:rPr>
+          <w:rFonts w:ascii="Avenir Next" w:hAnsi="Avenir Next" w:cs="Avenir Next" w:eastAsia="Avenir Next"/>
+          <w:color w:val="1A1A1A"/>
           <w:sz w:val="18"/>
           <w:szCs w:val="18"/>
         </w:rPr>
-        <w:t xml:space="preserve">Step 2</w:t>
-      </w:r>
-      <w:r>
-        <w:rPr>
-          <w:rFonts w:ascii="Avenir Next" w:hAnsi="Avenir Next" w:cs="Avenir Next" w:eastAsia="Avenir Next"/>
-          <w:color w:val="1A1A1A"/>
-          <w:sz w:val="18"/>
-          <w:szCs w:val="18"/>
-        </w:rPr>
         <w:tab/>
       </w:r>
       <w:r>
         <w:rPr>
           <w:rFonts w:ascii="Avenir Next" w:hAnsi="Avenir Next" w:cs="Avenir Next" w:eastAsia="Avenir Next"/>
           <w:color w:val="1A1A1A"/>
+          <w:sz w:val="22"/>
+          <w:szCs w:val="21"/>
+        </w:rPr>
+        <w:t xml:space="preserve">Move 1 place right in both: </w:t>
+      </w:r>
+      <w:r>
+        <w:rPr>
+          <w:rFonts w:ascii="Avenir Next" w:hAnsi="Avenir Next" w:cs="Avenir Next" w:eastAsia="Avenir Next"/>
+          <w:color w:val="1A1A1A"/>
           <w:sz w:val="21"/>
           <w:szCs w:val="21"/>
-        </w:rPr>
-        <w:t xml:space="preserve">Move 1 place right in both: </w:t>
-      </w:r>
-      <w:r>
-        <w:rPr>
-          <w:rFonts w:ascii="Avenir Next" w:hAnsi="Avenir Next" w:cs="Avenir Next" w:eastAsia="Avenir Next"/>
-          <w:color w:val="1A1A1A"/>
-          <w:sz w:val="21"/>
-          <w:szCs w:val="21"/>
           <w:u w:val="single"/>
         </w:rPr>
         <w:t xml:space="preserve">                </w:t>
@@ -2546,7 +2565,7 @@
         <w:rPr>
           <w:rFonts w:ascii="Avenir Next" w:hAnsi="Avenir Next" w:cs="Avenir Next" w:eastAsia="Avenir Next"/>
           <w:color w:val="1A1A1A"/>
-          <w:sz w:val="21"/>
+          <w:sz w:val="22"/>
           <w:szCs w:val="21"/>
         </w:rPr>
         <w:t xml:space="preserve"> ÷ 22.</w:t>
@@ -2566,35 +2585,35 @@
           <w:rFonts w:ascii="Avenir Next" w:hAnsi="Avenir Next" w:cs="Avenir Next" w:eastAsia="Avenir Next"/>
           <w:b/>
           <w:color w:val="003A70"/>
+          <w:sz w:val="22"/>
+          <w:szCs w:val="18"/>
+        </w:rPr>
+        <w:t xml:space="preserve">Step 3</w:t>
+      </w:r>
+      <w:r>
+        <w:rPr>
+          <w:rFonts w:ascii="Avenir Next" w:hAnsi="Avenir Next" w:cs="Avenir Next" w:eastAsia="Avenir Next"/>
+          <w:color w:val="1A1A1A"/>
           <w:sz w:val="18"/>
           <w:szCs w:val="18"/>
         </w:rPr>
-        <w:t xml:space="preserve">Step 3</w:t>
-      </w:r>
-      <w:r>
-        <w:rPr>
-          <w:rFonts w:ascii="Avenir Next" w:hAnsi="Avenir Next" w:cs="Avenir Next" w:eastAsia="Avenir Next"/>
-          <w:color w:val="1A1A1A"/>
-          <w:sz w:val="18"/>
-          <w:szCs w:val="18"/>
-        </w:rPr>
         <w:tab/>
       </w:r>
       <w:r>
         <w:rPr>
           <w:rFonts w:ascii="Avenir Next" w:hAnsi="Avenir Next" w:cs="Avenir Next" w:eastAsia="Avenir Next"/>
           <w:color w:val="1A1A1A"/>
+          <w:sz w:val="22"/>
+          <w:szCs w:val="21"/>
+        </w:rPr>
+        <w:t xml:space="preserve">88 ÷ 22 = </w:t>
+      </w:r>
+      <w:r>
+        <w:rPr>
+          <w:rFonts w:ascii="Avenir Next" w:hAnsi="Avenir Next" w:cs="Avenir Next" w:eastAsia="Avenir Next"/>
+          <w:color w:val="1A1A1A"/>
           <w:sz w:val="21"/>
           <w:szCs w:val="21"/>
-        </w:rPr>
-        <w:t xml:space="preserve">88 ÷ 22 = </w:t>
-      </w:r>
-      <w:r>
-        <w:rPr>
-          <w:rFonts w:ascii="Avenir Next" w:hAnsi="Avenir Next" w:cs="Avenir Next" w:eastAsia="Avenir Next"/>
-          <w:color w:val="1A1A1A"/>
-          <w:sz w:val="21"/>
-          <w:szCs w:val="21"/>
           <w:u w:val="single"/>
         </w:rPr>
         <w:t xml:space="preserve">                </w:t>
@@ -2603,7 +2622,7 @@
         <w:rPr>
           <w:rFonts w:ascii="Avenir Next" w:hAnsi="Avenir Next" w:cs="Avenir Next" w:eastAsia="Avenir Next"/>
           <w:color w:val="1A1A1A"/>
-          <w:sz w:val="21"/>
+          <w:sz w:val="22"/>
           <w:szCs w:val="21"/>
         </w:rPr>
         <w:t xml:space="preserve">.</w:t>
@@ -2666,35 +2685,35 @@
           <w:rFonts w:ascii="Avenir Next" w:hAnsi="Avenir Next" w:cs="Avenir Next" w:eastAsia="Avenir Next"/>
           <w:b/>
           <w:color w:val="003A70"/>
+          <w:sz w:val="22"/>
+          <w:szCs w:val="18"/>
+        </w:rPr>
+        <w:t xml:space="preserve">Step 1</w:t>
+      </w:r>
+      <w:r>
+        <w:rPr>
+          <w:rFonts w:ascii="Avenir Next" w:hAnsi="Avenir Next" w:cs="Avenir Next" w:eastAsia="Avenir Next"/>
+          <w:color w:val="1A1A1A"/>
           <w:sz w:val="18"/>
           <w:szCs w:val="18"/>
         </w:rPr>
-        <w:t xml:space="preserve">Step 1</w:t>
-      </w:r>
-      <w:r>
-        <w:rPr>
-          <w:rFonts w:ascii="Avenir Next" w:hAnsi="Avenir Next" w:cs="Avenir Next" w:eastAsia="Avenir Next"/>
-          <w:color w:val="1A1A1A"/>
-          <w:sz w:val="18"/>
-          <w:szCs w:val="18"/>
-        </w:rPr>
         <w:tab/>
       </w:r>
       <w:r>
         <w:rPr>
           <w:rFonts w:ascii="Avenir Next" w:hAnsi="Avenir Next" w:cs="Avenir Next" w:eastAsia="Avenir Next"/>
           <w:color w:val="1A1A1A"/>
+          <w:sz w:val="22"/>
+          <w:szCs w:val="21"/>
+        </w:rPr>
+        <w:t xml:space="preserve">0.4 has </w:t>
+      </w:r>
+      <w:r>
+        <w:rPr>
+          <w:rFonts w:ascii="Avenir Next" w:hAnsi="Avenir Next" w:cs="Avenir Next" w:eastAsia="Avenir Next"/>
+          <w:color w:val="1A1A1A"/>
           <w:sz w:val="21"/>
           <w:szCs w:val="21"/>
-        </w:rPr>
-        <w:t xml:space="preserve">0.4 has </w:t>
-      </w:r>
-      <w:r>
-        <w:rPr>
-          <w:rFonts w:ascii="Avenir Next" w:hAnsi="Avenir Next" w:cs="Avenir Next" w:eastAsia="Avenir Next"/>
-          <w:color w:val="1A1A1A"/>
-          <w:sz w:val="21"/>
-          <w:szCs w:val="21"/>
           <w:u w:val="single"/>
         </w:rPr>
         <w:t xml:space="preserve">                </w:t>
@@ -2703,7 +2722,7 @@
         <w:rPr>
           <w:rFonts w:ascii="Avenir Next" w:hAnsi="Avenir Next" w:cs="Avenir Next" w:eastAsia="Avenir Next"/>
           <w:color w:val="1A1A1A"/>
-          <w:sz w:val="21"/>
+          <w:sz w:val="22"/>
           <w:szCs w:val="21"/>
         </w:rPr>
         <w:t xml:space="preserve"> decimal place.</w:t>
@@ -2723,35 +2742,35 @@
           <w:rFonts w:ascii="Avenir Next" w:hAnsi="Avenir Next" w:cs="Avenir Next" w:eastAsia="Avenir Next"/>
           <w:b/>
           <w:color w:val="003A70"/>
+          <w:sz w:val="22"/>
+          <w:szCs w:val="18"/>
+        </w:rPr>
+        <w:t xml:space="preserve">Step 2</w:t>
+      </w:r>
+      <w:r>
+        <w:rPr>
+          <w:rFonts w:ascii="Avenir Next" w:hAnsi="Avenir Next" w:cs="Avenir Next" w:eastAsia="Avenir Next"/>
+          <w:color w:val="1A1A1A"/>
           <w:sz w:val="18"/>
           <w:szCs w:val="18"/>
         </w:rPr>
-        <w:t xml:space="preserve">Step 2</w:t>
-      </w:r>
-      <w:r>
-        <w:rPr>
-          <w:rFonts w:ascii="Avenir Next" w:hAnsi="Avenir Next" w:cs="Avenir Next" w:eastAsia="Avenir Next"/>
-          <w:color w:val="1A1A1A"/>
-          <w:sz w:val="18"/>
-          <w:szCs w:val="18"/>
-        </w:rPr>
         <w:tab/>
       </w:r>
       <w:r>
         <w:rPr>
           <w:rFonts w:ascii="Avenir Next" w:hAnsi="Avenir Next" w:cs="Avenir Next" w:eastAsia="Avenir Next"/>
           <w:color w:val="1A1A1A"/>
+          <w:sz w:val="22"/>
+          <w:szCs w:val="21"/>
+        </w:rPr>
+        <w:t xml:space="preserve">Move 1 place right in both: </w:t>
+      </w:r>
+      <w:r>
+        <w:rPr>
+          <w:rFonts w:ascii="Avenir Next" w:hAnsi="Avenir Next" w:cs="Avenir Next" w:eastAsia="Avenir Next"/>
+          <w:color w:val="1A1A1A"/>
           <w:sz w:val="21"/>
           <w:szCs w:val="21"/>
-        </w:rPr>
-        <w:t xml:space="preserve">Move 1 place right in both: </w:t>
-      </w:r>
-      <w:r>
-        <w:rPr>
-          <w:rFonts w:ascii="Avenir Next" w:hAnsi="Avenir Next" w:cs="Avenir Next" w:eastAsia="Avenir Next"/>
-          <w:color w:val="1A1A1A"/>
-          <w:sz w:val="21"/>
-          <w:szCs w:val="21"/>
           <w:u w:val="single"/>
         </w:rPr>
         <w:t xml:space="preserve">                </w:t>
@@ -2760,7 +2779,7 @@
         <w:rPr>
           <w:rFonts w:ascii="Avenir Next" w:hAnsi="Avenir Next" w:cs="Avenir Next" w:eastAsia="Avenir Next"/>
           <w:color w:val="1A1A1A"/>
-          <w:sz w:val="21"/>
+          <w:sz w:val="22"/>
           <w:szCs w:val="21"/>
         </w:rPr>
         <w:t xml:space="preserve"> ÷ 4.</w:t>
@@ -2780,35 +2799,35 @@
           <w:rFonts w:ascii="Avenir Next" w:hAnsi="Avenir Next" w:cs="Avenir Next" w:eastAsia="Avenir Next"/>
           <w:b/>
           <w:color w:val="003A70"/>
+          <w:sz w:val="22"/>
+          <w:szCs w:val="18"/>
+        </w:rPr>
+        <w:t xml:space="preserve">Step 3</w:t>
+      </w:r>
+      <w:r>
+        <w:rPr>
+          <w:rFonts w:ascii="Avenir Next" w:hAnsi="Avenir Next" w:cs="Avenir Next" w:eastAsia="Avenir Next"/>
+          <w:color w:val="1A1A1A"/>
           <w:sz w:val="18"/>
           <w:szCs w:val="18"/>
         </w:rPr>
-        <w:t xml:space="preserve">Step 3</w:t>
-      </w:r>
-      <w:r>
-        <w:rPr>
-          <w:rFonts w:ascii="Avenir Next" w:hAnsi="Avenir Next" w:cs="Avenir Next" w:eastAsia="Avenir Next"/>
-          <w:color w:val="1A1A1A"/>
-          <w:sz w:val="18"/>
-          <w:szCs w:val="18"/>
-        </w:rPr>
         <w:tab/>
       </w:r>
       <w:r>
         <w:rPr>
           <w:rFonts w:ascii="Avenir Next" w:hAnsi="Avenir Next" w:cs="Avenir Next" w:eastAsia="Avenir Next"/>
           <w:color w:val="1A1A1A"/>
+          <w:sz w:val="22"/>
+          <w:szCs w:val="21"/>
+        </w:rPr>
+        <w:t xml:space="preserve">120 ÷ 4 = </w:t>
+      </w:r>
+      <w:r>
+        <w:rPr>
+          <w:rFonts w:ascii="Avenir Next" w:hAnsi="Avenir Next" w:cs="Avenir Next" w:eastAsia="Avenir Next"/>
+          <w:color w:val="1A1A1A"/>
           <w:sz w:val="21"/>
           <w:szCs w:val="21"/>
-        </w:rPr>
-        <w:t xml:space="preserve">120 ÷ 4 = </w:t>
-      </w:r>
-      <w:r>
-        <w:rPr>
-          <w:rFonts w:ascii="Avenir Next" w:hAnsi="Avenir Next" w:cs="Avenir Next" w:eastAsia="Avenir Next"/>
-          <w:color w:val="1A1A1A"/>
-          <w:sz w:val="21"/>
-          <w:szCs w:val="21"/>
           <w:u w:val="single"/>
         </w:rPr>
         <w:t xml:space="preserve">                </w:t>
@@ -2817,7 +2836,7 @@
         <w:rPr>
           <w:rFonts w:ascii="Avenir Next" w:hAnsi="Avenir Next" w:cs="Avenir Next" w:eastAsia="Avenir Next"/>
           <w:color w:val="1A1A1A"/>
-          <w:sz w:val="21"/>
+          <w:sz w:val="22"/>
           <w:szCs w:val="21"/>
         </w:rPr>
         <w:t xml:space="preserve">.</w:t>
@@ -2830,6 +2849,7 @@
     </w:p>
     <w:p>
       <w:pPr>
+        <w:pStyle w:val="Heading2"/>
         <w:keepNext/>
         <w:pBdr>
           <w:bottom w:val="single" w:sz="8" w:space="3" w:color="003A70"/>
@@ -2845,7 +2865,7 @@
           <w:b/>
           <w:color w:val="003A70"/>
           <w:spacing w:val="14"/>
-          <w:sz w:val="19"/>
+          <w:sz w:val="22"/>
           <w:szCs w:val="19"/>
         </w:rPr>
         <w:t xml:space="preserve">YOUR TURN</w:t>
@@ -2864,7 +2884,7 @@
           <w:rFonts w:ascii="Avenir Next" w:hAnsi="Avenir Next" w:cs="Avenir Next" w:eastAsia="Avenir Next"/>
           <w:i/>
           <w:color w:val="5A5F66"/>
-          <w:sz w:val="17"/>
+          <w:sz w:val="22"/>
           <w:szCs w:val="17"/>
         </w:rPr>
         <w:t xml:space="preserve">use the steps on your own</w:t>
@@ -3036,7 +3056,7 @@
                       <w:szCs w:val="22"/>
                       <w:u w:val="single"/>
                     </w:rPr>
-                    <w:t xml:space="preserve">      </w:t>
+                    <w:t xml:space="preserve">          </w:t>
                   </w:r>
                 </w:p>
               </w:tc>
@@ -3098,7 +3118,7 @@
                       <w:szCs w:val="22"/>
                       <w:u w:val="single"/>
                     </w:rPr>
-                    <w:t xml:space="preserve">      </w:t>
+                    <w:t xml:space="preserve">          </w:t>
                   </w:r>
                 </w:p>
               </w:tc>
@@ -3160,7 +3180,7 @@
                       <w:szCs w:val="22"/>
                       <w:u w:val="single"/>
                     </w:rPr>
-                    <w:t xml:space="preserve">      </w:t>
+                    <w:t xml:space="preserve">          </w:t>
                   </w:r>
                 </w:p>
               </w:tc>
@@ -3228,7 +3248,7 @@
                       <w:szCs w:val="22"/>
                       <w:u w:val="single"/>
                     </w:rPr>
-                    <w:t xml:space="preserve">      </w:t>
+                    <w:t xml:space="preserve">          </w:t>
                   </w:r>
                 </w:p>
               </w:tc>
@@ -3290,7 +3310,7 @@
                       <w:szCs w:val="22"/>
                       <w:u w:val="single"/>
                     </w:rPr>
-                    <w:t xml:space="preserve">      </w:t>
+                    <w:t xml:space="preserve">          </w:t>
                   </w:r>
                 </w:p>
               </w:tc>
@@ -3352,7 +3372,7 @@
                       <w:szCs w:val="22"/>
                       <w:u w:val="single"/>
                     </w:rPr>
-                    <w:t xml:space="preserve">      </w:t>
+                    <w:t xml:space="preserve">          </w:t>
                   </w:r>
                 </w:p>
               </w:tc>
@@ -3373,6 +3393,7 @@
     </w:p>
     <w:p>
       <w:pPr>
+        <w:pStyle w:val="Heading2"/>
         <w:keepNext/>
         <w:pBdr>
           <w:bottom w:val="single" w:sz="8" w:space="3" w:color="003A70"/>
@@ -3388,7 +3409,7 @@
           <w:b/>
           <w:color w:val="003A70"/>
           <w:spacing w:val="14"/>
-          <w:sz w:val="19"/>
+          <w:sz w:val="22"/>
           <w:szCs w:val="19"/>
         </w:rPr>
         <w:t xml:space="preserve">READY CHECK</w:t>
@@ -3407,7 +3428,7 @@
           <w:rFonts w:ascii="Avenir Next" w:hAnsi="Avenir Next" w:cs="Avenir Next" w:eastAsia="Avenir Next"/>
           <w:i/>
           <w:color w:val="5A5F66"/>
-          <w:sz w:val="17"/>
+          <w:sz w:val="22"/>
           <w:szCs w:val="17"/>
         </w:rPr>
         <w:t xml:space="preserve">a problem like the one in today’s lesson</w:t>
@@ -3539,25 +3560,25 @@
                       <w:rFonts w:ascii="Avenir Next" w:hAnsi="Avenir Next" w:cs="Avenir Next" w:eastAsia="Avenir Next"/>
                       <w:b/>
                       <w:color w:val="003A70"/>
+                      <w:sz w:val="22"/>
+                      <w:szCs w:val="21"/>
+                    </w:rPr>
+                    <w:t xml:space="preserve">A</w:t>
+                  </w:r>
+                  <w:r>
+                    <w:rPr>
+                      <w:rFonts w:ascii="Avenir Next" w:hAnsi="Avenir Next" w:cs="Avenir Next" w:eastAsia="Avenir Next"/>
+                      <w:color w:val="1A1A1A"/>
                       <w:sz w:val="21"/>
                       <w:szCs w:val="21"/>
                     </w:rPr>
-                    <w:t xml:space="preserve">A</w:t>
-                  </w:r>
-                  <w:r>
-                    <w:rPr>
-                      <w:rFonts w:ascii="Avenir Next" w:hAnsi="Avenir Next" w:cs="Avenir Next" w:eastAsia="Avenir Next"/>
-                      <w:color w:val="1A1A1A"/>
-                      <w:sz w:val="21"/>
-                      <w:szCs w:val="21"/>
-                    </w:rPr>
                     <w:tab/>
                   </w:r>
                   <w:r>
                     <w:rPr>
                       <w:rFonts w:ascii="Avenir Next" w:hAnsi="Avenir Next" w:cs="Avenir Next" w:eastAsia="Avenir Next"/>
                       <w:color w:val="1A1A1A"/>
-                      <w:sz w:val="21"/>
+                      <w:sz w:val="22"/>
                       <w:szCs w:val="21"/>
                     </w:rPr>
                     <w:t xml:space="preserve">0.4</w:t>
@@ -3582,25 +3603,25 @@
                       <w:rFonts w:ascii="Avenir Next" w:hAnsi="Avenir Next" w:cs="Avenir Next" w:eastAsia="Avenir Next"/>
                       <w:b/>
                       <w:color w:val="003A70"/>
+                      <w:sz w:val="22"/>
+                      <w:szCs w:val="21"/>
+                    </w:rPr>
+                    <w:t xml:space="preserve">B</w:t>
+                  </w:r>
+                  <w:r>
+                    <w:rPr>
+                      <w:rFonts w:ascii="Avenir Next" w:hAnsi="Avenir Next" w:cs="Avenir Next" w:eastAsia="Avenir Next"/>
+                      <w:color w:val="1A1A1A"/>
                       <w:sz w:val="21"/>
                       <w:szCs w:val="21"/>
                     </w:rPr>
-                    <w:t xml:space="preserve">B</w:t>
-                  </w:r>
-                  <w:r>
-                    <w:rPr>
-                      <w:rFonts w:ascii="Avenir Next" w:hAnsi="Avenir Next" w:cs="Avenir Next" w:eastAsia="Avenir Next"/>
-                      <w:color w:val="1A1A1A"/>
-                      <w:sz w:val="21"/>
-                      <w:szCs w:val="21"/>
-                    </w:rPr>
                     <w:tab/>
                   </w:r>
                   <w:r>
                     <w:rPr>
                       <w:rFonts w:ascii="Avenir Next" w:hAnsi="Avenir Next" w:cs="Avenir Next" w:eastAsia="Avenir Next"/>
                       <w:color w:val="1A1A1A"/>
-                      <w:sz w:val="21"/>
+                      <w:sz w:val="22"/>
                       <w:szCs w:val="21"/>
                     </w:rPr>
                     <w:t xml:space="preserve">40</w:t>
@@ -3625,25 +3646,25 @@
                       <w:rFonts w:ascii="Avenir Next" w:hAnsi="Avenir Next" w:cs="Avenir Next" w:eastAsia="Avenir Next"/>
                       <w:b/>
                       <w:color w:val="003A70"/>
+                      <w:sz w:val="22"/>
+                      <w:szCs w:val="21"/>
+                    </w:rPr>
+                    <w:t xml:space="preserve">C</w:t>
+                  </w:r>
+                  <w:r>
+                    <w:rPr>
+                      <w:rFonts w:ascii="Avenir Next" w:hAnsi="Avenir Next" w:cs="Avenir Next" w:eastAsia="Avenir Next"/>
+                      <w:color w:val="1A1A1A"/>
                       <w:sz w:val="21"/>
                       <w:szCs w:val="21"/>
                     </w:rPr>
-                    <w:t xml:space="preserve">C</w:t>
-                  </w:r>
-                  <w:r>
-                    <w:rPr>
-                      <w:rFonts w:ascii="Avenir Next" w:hAnsi="Avenir Next" w:cs="Avenir Next" w:eastAsia="Avenir Next"/>
-                      <w:color w:val="1A1A1A"/>
-                      <w:sz w:val="21"/>
-                      <w:szCs w:val="21"/>
-                    </w:rPr>
                     <w:tab/>
                   </w:r>
                   <w:r>
                     <w:rPr>
                       <w:rFonts w:ascii="Avenir Next" w:hAnsi="Avenir Next" w:cs="Avenir Next" w:eastAsia="Avenir Next"/>
                       <w:color w:val="1A1A1A"/>
-                      <w:sz w:val="21"/>
+                      <w:sz w:val="22"/>
                       <w:szCs w:val="21"/>
                     </w:rPr>
                     <w:t xml:space="preserve">4</w:t>
@@ -3668,25 +3689,25 @@
                       <w:rFonts w:ascii="Avenir Next" w:hAnsi="Avenir Next" w:cs="Avenir Next" w:eastAsia="Avenir Next"/>
                       <w:b/>
                       <w:color w:val="003A70"/>
+                      <w:sz w:val="22"/>
+                      <w:szCs w:val="21"/>
+                    </w:rPr>
+                    <w:t xml:space="preserve">D</w:t>
+                  </w:r>
+                  <w:r>
+                    <w:rPr>
+                      <w:rFonts w:ascii="Avenir Next" w:hAnsi="Avenir Next" w:cs="Avenir Next" w:eastAsia="Avenir Next"/>
+                      <w:color w:val="1A1A1A"/>
                       <w:sz w:val="21"/>
                       <w:szCs w:val="21"/>
                     </w:rPr>
-                    <w:t xml:space="preserve">D</w:t>
-                  </w:r>
-                  <w:r>
-                    <w:rPr>
-                      <w:rFonts w:ascii="Avenir Next" w:hAnsi="Avenir Next" w:cs="Avenir Next" w:eastAsia="Avenir Next"/>
-                      <w:color w:val="1A1A1A"/>
-                      <w:sz w:val="21"/>
-                      <w:szCs w:val="21"/>
-                    </w:rPr>
                     <w:tab/>
                   </w:r>
                   <w:r>
                     <w:rPr>
                       <w:rFonts w:ascii="Avenir Next" w:hAnsi="Avenir Next" w:cs="Avenir Next" w:eastAsia="Avenir Next"/>
                       <w:color w:val="1A1A1A"/>
-                      <w:sz w:val="21"/>
+                      <w:sz w:val="22"/>
                       <w:szCs w:val="21"/>
                     </w:rPr>
                     <w:t xml:space="preserve">38.44</w:t>
@@ -3735,19 +3756,42 @@
         <w:tblLook w:val="0000" w:firstRow="0" w:lastRow="0" w:firstColumn="0" w:lastColumn="0" w:noHBand="1" w:noVBand="1"/>
       </w:tblPr>
       <w:tblGrid>
-        <w:gridCol w:w="2000"/>
-        <w:gridCol w:w="2300"/>
-        <w:gridCol w:w="2100"/>
-        <w:gridCol w:w="3104"/>
+        <w:gridCol w:w="1750"/>
+        <w:gridCol w:w="2500"/>
+        <w:gridCol w:w="2200"/>
+        <w:gridCol w:w="3054"/>
       </w:tblGrid>
       <w:tr>
         <w:trPr>
           <w:cantSplit/>
-          <w:trHeight w:val="320" w:hRule="atLeast"/>
+          <w:trHeight w:val="300" w:hRule="atLeast"/>
         </w:trPr>
         <w:tc>
           <w:tcPr>
-            <w:tcW w:w="2000" w:type="dxa"/>
+            <w:tcW w:w="1750" w:type="dxa"/>
+            <w:vAlign w:val="center"/>
+          </w:tcPr>
+          <w:p>
+            <w:pPr>
+              <w:pStyle w:val="Heading2"/>
+              <w:spacing w:before="0" w:after="0" w:line="240" w:lineRule="auto"/>
+            </w:pPr>
+            <w:r>
+              <w:rPr>
+                <w:rFonts w:ascii="Avenir Next" w:hAnsi="Avenir Next" w:cs="Avenir Next" w:eastAsia="Avenir Next"/>
+                <w:b/>
+                <w:color w:val="003A70"/>
+                <w:spacing w:val="12"/>
+                <w:sz w:val="15"/>
+                <w:szCs w:val="15"/>
+              </w:rPr>
+              <w:t xml:space="preserve">CHECK YOURSELF</w:t>
+            </w:r>
+          </w:p>
+        </w:tc>
+        <w:tc>
+          <w:tcPr>
+            <w:tcW w:w="2500" w:type="dxa"/>
             <w:vAlign w:val="center"/>
           </w:tcPr>
           <w:p>
@@ -3756,20 +3800,27 @@
             </w:pPr>
             <w:r>
               <w:rPr>
-                <w:rFonts w:ascii="Avenir Next" w:hAnsi="Avenir Next" w:cs="Avenir Next" w:eastAsia="Avenir Next"/>
-                <w:b/>
-                <w:color w:val="003A70"/>
-                <w:spacing w:val="12"/>
-                <w:sz w:val="15"/>
-                <w:szCs w:val="15"/>
-              </w:rPr>
-              <w:t xml:space="preserve">CHECK YOURSELF</w:t>
+                <w:rFonts w:ascii="Arial" w:hAnsi="Arial" w:cs="Arial" w:eastAsia="Arial"/>
+                <w:color w:val="1A1A1A"/>
+                <w:sz w:val="20"/>
+                <w:szCs w:val="20"/>
+              </w:rPr>
+              <w:t xml:space="preserve">□</w:t>
+            </w:r>
+            <w:r>
+              <w:rPr>
+                <w:rFonts w:ascii="Avenir Next" w:hAnsi="Avenir Next" w:cs="Avenir Next" w:eastAsia="Avenir Next"/>
+                <w:color w:val="1A1A1A"/>
+                <w:sz w:val="17"/>
+                <w:szCs w:val="17"/>
+              </w:rPr>
+              <w:t xml:space="preserve">  I can do this on my own</w:t>
             </w:r>
           </w:p>
         </w:tc>
         <w:tc>
           <w:tcPr>
-            <w:tcW w:w="2300" w:type="dxa"/>
+            <w:tcW w:w="2200" w:type="dxa"/>
             <w:vAlign w:val="center"/>
           </w:tcPr>
           <w:p>
@@ -3780,8 +3831,8 @@
               <w:rPr>
                 <w:rFonts w:ascii="Arial" w:hAnsi="Arial" w:cs="Arial" w:eastAsia="Arial"/>
                 <w:color w:val="1A1A1A"/>
-                <w:sz w:val="24"/>
-                <w:szCs w:val="24"/>
+                <w:sz w:val="20"/>
+                <w:szCs w:val="20"/>
               </w:rPr>
               <w:t xml:space="preserve">□</w:t>
             </w:r>
@@ -3792,13 +3843,13 @@
                 <w:sz w:val="17"/>
                 <w:szCs w:val="17"/>
               </w:rPr>
-              <w:t xml:space="preserve">  I can do this on my own</w:t>
+              <w:t xml:space="preserve">  I need a little help</w:t>
             </w:r>
           </w:p>
         </w:tc>
         <w:tc>
           <w:tcPr>
-            <w:tcW w:w="2100" w:type="dxa"/>
+            <w:tcW w:w="3054" w:type="dxa"/>
             <w:vAlign w:val="center"/>
           </w:tcPr>
           <w:p>
@@ -3809,37 +3860,8 @@
               <w:rPr>
                 <w:rFonts w:ascii="Arial" w:hAnsi="Arial" w:cs="Arial" w:eastAsia="Arial"/>
                 <w:color w:val="1A1A1A"/>
-                <w:sz w:val="24"/>
-                <w:szCs w:val="24"/>
-              </w:rPr>
-              <w:t xml:space="preserve">□</w:t>
-            </w:r>
-            <w:r>
-              <w:rPr>
-                <w:rFonts w:ascii="Avenir Next" w:hAnsi="Avenir Next" w:cs="Avenir Next" w:eastAsia="Avenir Next"/>
-                <w:color w:val="1A1A1A"/>
-                <w:sz w:val="17"/>
-                <w:szCs w:val="17"/>
-              </w:rPr>
-              <w:t xml:space="preserve">  I need a little help</w:t>
-            </w:r>
-          </w:p>
-        </w:tc>
-        <w:tc>
-          <w:tcPr>
-            <w:tcW w:w="3104" w:type="dxa"/>
-            <w:vAlign w:val="center"/>
-          </w:tcPr>
-          <w:p>
-            <w:pPr>
-              <w:spacing w:before="0" w:after="0" w:line="240" w:lineRule="auto"/>
-            </w:pPr>
-            <w:r>
-              <w:rPr>
-                <w:rFonts w:ascii="Arial" w:hAnsi="Arial" w:cs="Arial" w:eastAsia="Arial"/>
-                <w:color w:val="1A1A1A"/>
-                <w:sz w:val="24"/>
-                <w:szCs w:val="24"/>
+                <w:sz w:val="20"/>
+                <w:szCs w:val="20"/>
               </w:rPr>
               <w:t xml:space="preserve">□</w:t>
             </w:r>
@@ -3874,7 +3896,7 @@
     <w:sectPr>
       <w:footerReference w:type="default" r:id="rIdFooter1"/>
       <w:pgSz w:w="12240" w:h="15840"/>
-      <w:pgMar w:top="893" w:right="1224" w:bottom="835" w:left="1512" w:header="432" w:footer="432" w:gutter="0"/>
+      <w:pgMar w:top="780" w:right="1224" w:bottom="760" w:left="1512" w:header="432" w:footer="432" w:gutter="0"/>
       <w:cols w:space="720"/>
     </w:sectPr>
   </w:body>
@@ -3954,7 +3976,106 @@
               <w:sz w:val="15"/>
               <w:szCs w:val="15"/>
             </w:rPr>
-            <w:t xml:space="preserve">Lesson 3-7  ·  Session 1  ·  Prerequisite Practice B</w:t>
+            <w:t xml:space="preserve">3-7 · Page </w:t>
+          </w:r>
+          <w:r>
+            <w:rPr>
+              <w:rFonts w:ascii="Avenir Next" w:hAnsi="Avenir Next" w:cs="Avenir Next" w:eastAsia="Avenir Next"/>
+              <w:color w:val="5A5F66"/>
+              <w:sz w:val="15"/>
+              <w:szCs w:val="15"/>
+            </w:rPr>
+            <w:fldChar w:fldCharType="begin"/>
+          </w:r>
+          <w:r>
+            <w:rPr>
+              <w:rFonts w:ascii="Avenir Next" w:hAnsi="Avenir Next" w:cs="Avenir Next" w:eastAsia="Avenir Next"/>
+              <w:color w:val="5A5F66"/>
+              <w:sz w:val="15"/>
+              <w:szCs w:val="15"/>
+            </w:rPr>
+            <w:instrText xml:space="preserve"> PAGE </w:instrText>
+          </w:r>
+          <w:r>
+            <w:rPr>
+              <w:rFonts w:ascii="Avenir Next" w:hAnsi="Avenir Next" w:cs="Avenir Next" w:eastAsia="Avenir Next"/>
+              <w:color w:val="5A5F66"/>
+              <w:sz w:val="15"/>
+              <w:szCs w:val="15"/>
+            </w:rPr>
+            <w:fldChar w:fldCharType="separate"/>
+          </w:r>
+          <w:r>
+            <w:rPr>
+              <w:rFonts w:ascii="Avenir Next" w:hAnsi="Avenir Next" w:cs="Avenir Next" w:eastAsia="Avenir Next"/>
+              <w:color w:val="5A5F66"/>
+              <w:sz w:val="15"/>
+              <w:szCs w:val="15"/>
+            </w:rPr>
+            <w:t xml:space="preserve">1</w:t>
+          </w:r>
+          <w:r>
+            <w:rPr>
+              <w:rFonts w:ascii="Avenir Next" w:hAnsi="Avenir Next" w:cs="Avenir Next" w:eastAsia="Avenir Next"/>
+              <w:color w:val="5A5F66"/>
+              <w:sz w:val="15"/>
+              <w:szCs w:val="15"/>
+            </w:rPr>
+            <w:fldChar w:fldCharType="end"/>
+          </w:r>
+          <w:r>
+            <w:rPr>
+              <w:rFonts w:ascii="Avenir Next" w:hAnsi="Avenir Next" w:cs="Avenir Next" w:eastAsia="Avenir Next"/>
+              <w:color w:val="5A5F66"/>
+              <w:sz w:val="15"/>
+              <w:szCs w:val="15"/>
+            </w:rPr>
+            <w:t xml:space="preserve"> of </w:t>
+          </w:r>
+          <w:r>
+            <w:rPr>
+              <w:rFonts w:ascii="Avenir Next" w:hAnsi="Avenir Next" w:cs="Avenir Next" w:eastAsia="Avenir Next"/>
+              <w:color w:val="5A5F66"/>
+              <w:sz w:val="15"/>
+              <w:szCs w:val="15"/>
+            </w:rPr>
+            <w:fldChar w:fldCharType="begin"/>
+          </w:r>
+          <w:r>
+            <w:rPr>
+              <w:rFonts w:ascii="Avenir Next" w:hAnsi="Avenir Next" w:cs="Avenir Next" w:eastAsia="Avenir Next"/>
+              <w:color w:val="5A5F66"/>
+              <w:sz w:val="15"/>
+              <w:szCs w:val="15"/>
+            </w:rPr>
+            <w:instrText xml:space="preserve"> NUMPAGES </w:instrText>
+          </w:r>
+          <w:r>
+            <w:rPr>
+              <w:rFonts w:ascii="Avenir Next" w:hAnsi="Avenir Next" w:cs="Avenir Next" w:eastAsia="Avenir Next"/>
+              <w:color w:val="5A5F66"/>
+              <w:sz w:val="15"/>
+              <w:szCs w:val="15"/>
+            </w:rPr>
+            <w:fldChar w:fldCharType="separate"/>
+          </w:r>
+          <w:r>
+            <w:rPr>
+              <w:rFonts w:ascii="Avenir Next" w:hAnsi="Avenir Next" w:cs="Avenir Next" w:eastAsia="Avenir Next"/>
+              <w:color w:val="5A5F66"/>
+              <w:sz w:val="15"/>
+              <w:szCs w:val="15"/>
+            </w:rPr>
+            <w:t xml:space="preserve">1</w:t>
+          </w:r>
+          <w:r>
+            <w:rPr>
+              <w:rFonts w:ascii="Avenir Next" w:hAnsi="Avenir Next" w:cs="Avenir Next" w:eastAsia="Avenir Next"/>
+              <w:color w:val="5A5F66"/>
+              <w:sz w:val="15"/>
+              <w:szCs w:val="15"/>
+            </w:rPr>
+            <w:fldChar w:fldCharType="end"/>
           </w:r>
         </w:p>
       </w:tc>
@@ -3997,5 +4118,23 @@
       </w:tblCellMar>
     </w:tblPr>
   </w:style>
+  <w:style w:type="paragraph" w:styleId="Heading1">
+    <w:name w:val="heading 1"/>
+    <w:basedOn w:val="Normal"/>
+    <w:pPr>
+      <w:outlineLvl w:val="0"/>
+      <w:keepNext w:val="0"/>
+      <w:keepLines w:val="0"/>
+    </w:pPr>
+  </w:style>
+  <w:style w:type="paragraph" w:styleId="Heading2">
+    <w:name w:val="heading 2"/>
+    <w:basedOn w:val="Normal"/>
+    <w:pPr>
+      <w:outlineLvl w:val="1"/>
+      <w:keepNext w:val="0"/>
+      <w:keepLines w:val="0"/>
+    </w:pPr>
+  </w:style>
 </w:styles>
 </file>